--- a/output/interpretation_qwen2.5-14b.docx
+++ b/output/interpretation_qwen2.5-14b.docx
@@ -16,7 +16,7 @@
         <w:pStyle w:val="Heading1"/>
       </w:pPr>
       <w:r>
-        <w:t>Run 1 (19.6s)</w:t>
+        <w:t>Run 1 (48.4s)</w:t>
       </w:r>
     </w:p>
     <w:p>
@@ -38,7 +38,7 @@
           <w:i w:val="0"/>
           <w:sz w:val="22"/>
         </w:rPr>
-        <w:t>The biological response to the exposure can be described as follows, ordered from lowest to highest dose levels:</w:t>
+        <w:t>#### Dose Level: Lowest (0 mg/kg)</w:t>
       </w:r>
     </w:p>
     <w:p>
@@ -52,33 +52,7 @@
           <w:i w:val="0"/>
           <w:sz w:val="22"/>
         </w:rPr>
-        <w:t>#### Dose Level 0 (Control)</w:t>
-      </w:r>
-    </w:p>
-    <w:p>
-      <w:pPr>
-        <w:pStyle w:val="ListBullet"/>
-        <w:spacing w:after="40"/>
-      </w:pPr>
-      <w:r>
-        <w:rPr>
-          <w:rFonts w:ascii="Calibri" w:hAnsi="Calibri"/>
-          <w:sz w:val="22"/>
-        </w:rPr>
-        <w:t>**Biological Processes:** No significant changes observed.</w:t>
-      </w:r>
-    </w:p>
-    <w:p>
-      <w:pPr>
-        <w:pStyle w:val="ListBullet"/>
-        <w:spacing w:after="40"/>
-      </w:pPr>
-      <w:r>
-        <w:rPr>
-          <w:rFonts w:ascii="Calibri" w:hAnsi="Calibri"/>
-          <w:sz w:val="22"/>
-        </w:rPr>
-        <w:t>**Gene Expression Patterns:** Baseline expression of all genes.</w:t>
+        <w:t>At this dose level, there is minimal biological activity observed. The primary response involves baseline gene expression levels that are indicative of normal cellular homeostasis and low-level basal activation of defense mechanisms such as the NRF2 pathway.</w:t>
       </w:r>
     </w:p>
     <w:p>
@@ -92,85 +66,7 @@
           <w:i w:val="0"/>
           <w:sz w:val="22"/>
         </w:rPr>
-        <w:t>#### Low Dose</w:t>
-      </w:r>
-    </w:p>
-    <w:p>
-      <w:pPr>
-        <w:pStyle w:val="ListBullet"/>
-        <w:spacing w:after="40"/>
-      </w:pPr>
-      <w:r>
-        <w:rPr>
-          <w:rFonts w:ascii="Calibri" w:hAnsi="Calibri"/>
-          <w:sz w:val="22"/>
-        </w:rPr>
-        <w:t>**Activated Biological Processes:**</w:t>
-      </w:r>
-    </w:p>
-    <w:p>
-      <w:pPr>
-        <w:pStyle w:val="ListBullet"/>
-        <w:spacing w:after="40"/>
-      </w:pPr>
-      <w:r>
-        <w:rPr>
-          <w:rFonts w:ascii="Calibri" w:hAnsi="Calibri"/>
-          <w:sz w:val="22"/>
-        </w:rPr>
-        <w:t>Mild oxidative stress response activation.</w:t>
-      </w:r>
-    </w:p>
-    <w:p>
-      <w:pPr>
-        <w:pStyle w:val="ListBullet"/>
-        <w:spacing w:after="40"/>
-      </w:pPr>
-      <w:r>
-        <w:rPr>
-          <w:rFonts w:ascii="Calibri" w:hAnsi="Calibri"/>
-          <w:sz w:val="22"/>
-        </w:rPr>
-        <w:t>Slight induction of NRF2 pathway to mitigate oxidative damage.</w:t>
-      </w:r>
-    </w:p>
-    <w:p>
-      <w:pPr>
-        <w:pStyle w:val="ListBullet"/>
-        <w:spacing w:after="40"/>
-      </w:pPr>
-      <w:r>
-        <w:rPr>
-          <w:rFonts w:ascii="Calibri" w:hAnsi="Calibri"/>
-          <w:sz w:val="22"/>
-        </w:rPr>
-        <w:t>Minimal DNA repair activity through TP53 signaling.</w:t>
-      </w:r>
-    </w:p>
-    <w:p>
-      <w:pPr>
-        <w:pStyle w:val="ListBullet"/>
-        <w:spacing w:after="40"/>
-      </w:pPr>
-      <w:r>
-        <w:rPr>
-          <w:rFonts w:ascii="Calibri" w:hAnsi="Calibri"/>
-          <w:sz w:val="22"/>
-        </w:rPr>
-        <w:t>**Suppressed Biological Processes:**</w:t>
-      </w:r>
-    </w:p>
-    <w:p>
-      <w:pPr>
-        <w:pStyle w:val="ListBullet"/>
-        <w:spacing w:after="40"/>
-      </w:pPr>
-      <w:r>
-        <w:rPr>
-          <w:rFonts w:ascii="Calibri" w:hAnsi="Calibri"/>
-          <w:sz w:val="22"/>
-        </w:rPr>
-        <w:t>No significant suppression observed at this dose level.</w:t>
+        <w:t>#### Dose Level: Intermediate (5 mg/kg)</w:t>
       </w:r>
     </w:p>
     <w:p>
@@ -184,85 +80,7 @@
           <w:i w:val="0"/>
           <w:sz w:val="22"/>
         </w:rPr>
-        <w:t>#### Moderate Dose</w:t>
-      </w:r>
-    </w:p>
-    <w:p>
-      <w:pPr>
-        <w:pStyle w:val="ListBullet"/>
-        <w:spacing w:after="40"/>
-      </w:pPr>
-      <w:r>
-        <w:rPr>
-          <w:rFonts w:ascii="Calibri" w:hAnsi="Calibri"/>
-          <w:sz w:val="22"/>
-        </w:rPr>
-        <w:t>**Activated Biological Processes:**</w:t>
-      </w:r>
-    </w:p>
-    <w:p>
-      <w:pPr>
-        <w:pStyle w:val="ListBullet"/>
-        <w:spacing w:after="40"/>
-      </w:pPr>
-      <w:r>
-        <w:rPr>
-          <w:rFonts w:ascii="Calibri" w:hAnsi="Calibri"/>
-          <w:sz w:val="22"/>
-        </w:rPr>
-        <w:t>Enhanced oxidative stress response via increased expression of antioxidant enzymes (GPX1, SOD1).</w:t>
-      </w:r>
-    </w:p>
-    <w:p>
-      <w:pPr>
-        <w:pStyle w:val="ListBullet"/>
-        <w:spacing w:after="40"/>
-      </w:pPr>
-      <w:r>
-        <w:rPr>
-          <w:rFonts w:ascii="Calibri" w:hAnsi="Calibri"/>
-          <w:sz w:val="22"/>
-        </w:rPr>
-        <w:t>Increased NRF2 pathway activation to combat oxidative damage.</w:t>
-      </w:r>
-    </w:p>
-    <w:p>
-      <w:pPr>
-        <w:pStyle w:val="ListBullet"/>
-        <w:spacing w:after="40"/>
-      </w:pPr>
-      <w:r>
-        <w:rPr>
-          <w:rFonts w:ascii="Calibri" w:hAnsi="Calibri"/>
-          <w:sz w:val="22"/>
-        </w:rPr>
-        <w:t>Mild DNA repair activity through TP53 signaling and cell cycle regulation.</w:t>
-      </w:r>
-    </w:p>
-    <w:p>
-      <w:pPr>
-        <w:pStyle w:val="ListBullet"/>
-        <w:spacing w:after="40"/>
-      </w:pPr>
-      <w:r>
-        <w:rPr>
-          <w:rFonts w:ascii="Calibri" w:hAnsi="Calibri"/>
-          <w:sz w:val="22"/>
-        </w:rPr>
-        <w:t>**Suppressed Biological Processes:**</w:t>
-      </w:r>
-    </w:p>
-    <w:p>
-      <w:pPr>
-        <w:pStyle w:val="ListBullet"/>
-        <w:spacing w:after="40"/>
-      </w:pPr>
-      <w:r>
-        <w:rPr>
-          <w:rFonts w:ascii="Calibri" w:hAnsi="Calibri"/>
-          <w:sz w:val="22"/>
-        </w:rPr>
-        <w:t>Reduced proliferation due to G1/S checkpoint arrest mediated by p53.</w:t>
+        <w:t>As the dose increases to 5 mg/kg, there is a noticeable upregulation of genes involved in oxidative stress responses. This includes increased expression of NFE2L2, KEAP1, and HMOX1, indicating an activation of antioxidant defense mechanisms. Additionally, there is a slight increase in inflammatory markers such as IL1B.</w:t>
       </w:r>
     </w:p>
     <w:p>
@@ -276,106 +94,7 @@
           <w:i w:val="0"/>
           <w:sz w:val="22"/>
         </w:rPr>
-        <w:t>#### High Dose</w:t>
-      </w:r>
-    </w:p>
-    <w:p>
-      <w:pPr>
-        <w:pStyle w:val="ListBullet"/>
-        <w:spacing w:after="40"/>
-      </w:pPr>
-      <w:r>
-        <w:rPr>
-          <w:rFonts w:ascii="Calibri" w:hAnsi="Calibri"/>
-          <w:sz w:val="22"/>
-        </w:rPr>
-        <w:t>**Activated Biological Processes:**</w:t>
-      </w:r>
-    </w:p>
-    <w:p>
-      <w:pPr>
-        <w:pStyle w:val="ListBullet"/>
-        <w:spacing w:after="40"/>
-      </w:pPr>
-      <w:r>
-        <w:rPr>
-          <w:rFonts w:ascii="Calibri" w:hAnsi="Calibri"/>
-          <w:sz w:val="22"/>
-        </w:rPr>
-        <w:t>Severe oxidative stress response with significant upregulation of antioxidant enzymes (GPX1, SOD1).</w:t>
-      </w:r>
-    </w:p>
-    <w:p>
-      <w:pPr>
-        <w:pStyle w:val="ListBullet"/>
-        <w:spacing w:after="40"/>
-      </w:pPr>
-      <w:r>
-        <w:rPr>
-          <w:rFonts w:ascii="Calibri" w:hAnsi="Calibri"/>
-          <w:sz w:val="22"/>
-        </w:rPr>
-        <w:t>Strong activation of NRF2 pathway.</w:t>
-      </w:r>
-    </w:p>
-    <w:p>
-      <w:pPr>
-        <w:pStyle w:val="ListBullet"/>
-        <w:spacing w:after="40"/>
-      </w:pPr>
-      <w:r>
-        <w:rPr>
-          <w:rFonts w:ascii="Calibri" w:hAnsi="Calibri"/>
-          <w:sz w:val="22"/>
-        </w:rPr>
-        <w:t>Intense DNA repair activity and cell cycle arrest through TP53 signaling.</w:t>
-      </w:r>
-    </w:p>
-    <w:p>
-      <w:pPr>
-        <w:pStyle w:val="ListBullet"/>
-        <w:spacing w:after="40"/>
-      </w:pPr>
-      <w:r>
-        <w:rPr>
-          <w:rFonts w:ascii="Calibri" w:hAnsi="Calibri"/>
-          <w:sz w:val="22"/>
-        </w:rPr>
-        <w:t>Induction of apoptosis via BAX/BCL2 pathways.</w:t>
-      </w:r>
-    </w:p>
-    <w:p>
-      <w:pPr>
-        <w:pStyle w:val="ListBullet"/>
-        <w:spacing w:after="40"/>
-      </w:pPr>
-      <w:r>
-        <w:rPr>
-          <w:rFonts w:ascii="Calibri" w:hAnsi="Calibri"/>
-          <w:sz w:val="22"/>
-        </w:rPr>
-        <w:t>**Suppressed Biological Processes:**</w:t>
-      </w:r>
-    </w:p>
-    <w:p>
-      <w:pPr>
-        <w:pStyle w:val="ListBullet"/>
-        <w:spacing w:after="40"/>
-      </w:pPr>
-      <w:r>
-        <w:rPr>
-          <w:rFonts w:ascii="Calibri" w:hAnsi="Calibri"/>
-          <w:sz w:val="22"/>
-        </w:rPr>
-        <w:t>Significant suppression of proliferation and mitosis due to severe G1/S checkpoint arrest.</w:t>
-      </w:r>
-    </w:p>
-    <w:p>
-      <w:pPr>
-        <w:pStyle w:val="Heading3"/>
-      </w:pPr>
-      <w:r>
-        <w:t>2. Organ-Level Prediction</w:t>
+        <w:t>#### Dose Level: Highest (10 mg/kg)</w:t>
       </w:r>
     </w:p>
     <w:p>
@@ -389,7 +108,15 @@
           <w:i w:val="0"/>
           <w:sz w:val="22"/>
         </w:rPr>
-        <w:t>Based on the gene expression patterns, organ-specific annotations, and literature evidence, the following organs are most likely affected by this exposure:</w:t>
+        <w:t>At the highest dose level, the biological response becomes more pronounced with significant upregulation of genes involved in inflammation (e.g., NLRP3) and cell death pathways (e.g., CASP3). There is also a marked increase in oxidative stress markers such as SOD1. The NRF2 pathway remains activated but shows signs of being overwhelmed, leading to increased cellular damage.</w:t>
+      </w:r>
+    </w:p>
+    <w:p>
+      <w:pPr>
+        <w:pStyle w:val="Heading3"/>
+      </w:pPr>
+      <w:r>
+        <w:t>2. Organ-Level Prediction</w:t>
       </w:r>
     </w:p>
     <w:p>
@@ -403,7 +130,7 @@
           <w:i w:val="0"/>
           <w:sz w:val="22"/>
         </w:rPr>
-        <w:t>#### Liver</w:t>
+        <w:t>#### Most Affected Organs:</w:t>
       </w:r>
     </w:p>
     <w:p>
@@ -416,7 +143,54 @@
           <w:rFonts w:ascii="Calibri" w:hAnsi="Calibri"/>
           <w:sz w:val="22"/>
         </w:rPr>
-        <w:t>**Reasoning:** High expression of genes like GPX1, SOD1, HMOX1, CAT (catalase), CYP1A1, and NFE2L2 indicates significant oxidative stress and detoxification mechanisms. The liver is a primary site for drug metabolism and detoxification, making it highly susceptible to xenobiotic-induced toxicity.</w:t>
+        <w:t>**Liver**: Based on the gene expression patterns and literature evidence, the liver is likely to be one of the most affected organs due to high levels of oxidative stress markers (SOD1, NQO1) and inflammation (IL1B, NLRP3). The liver's role in detoxification makes it particularly vulnerable to chemical exposures.</w:t>
+      </w:r>
+    </w:p>
+    <w:p>
+      <w:pPr>
+        <w:pStyle w:val="ListBullet"/>
+        <w:spacing w:after="40"/>
+      </w:pPr>
+      <w:r>
+        <w:rPr>
+          <w:rFonts w:ascii="Calibri" w:hAnsi="Calibri"/>
+          <w:sz w:val="22"/>
+        </w:rPr>
+        <w:t>**Kidney**: Similar to the liver, the kidney shows increased expression of genes involved in oxidative stress and inflammation. Additionally, there is evidence from literature that renal toxicity can be induced by similar mechanisms (e.g., p53 activation alleviating acetaminophen-induced hepatotoxicity).</w:t>
+      </w:r>
+    </w:p>
+    <w:p>
+      <w:pPr>
+        <w:pStyle w:val="ListBullet"/>
+        <w:spacing w:after="40"/>
+      </w:pPr>
+      <w:r>
+        <w:rPr>
+          <w:rFonts w:ascii="Calibri" w:hAnsi="Calibri"/>
+          <w:sz w:val="22"/>
+        </w:rPr>
+        <w:t>**Heart**: The heart exhibits upregulation of inflammatory markers and cell death pathways, indicating potential cardiac damage. Literature supports the role of NLRP3 in myocardial infarction.</w:t>
+      </w:r>
+    </w:p>
+    <w:p>
+      <w:pPr>
+        <w:pStyle w:val="ListBullet"/>
+        <w:spacing w:after="40"/>
+      </w:pPr>
+      <w:r>
+        <w:rPr>
+          <w:rFonts w:ascii="Calibri" w:hAnsi="Calibri"/>
+          <w:sz w:val="22"/>
+        </w:rPr>
+        <w:t>**Brain**: Increased oxidative stress and inflammation in brain tissue can lead to neurodegeneration. Genes like KEAP1 and NRF2 are crucial for maintaining redox homeostasis in neurons.</w:t>
+      </w:r>
+    </w:p>
+    <w:p>
+      <w:pPr>
+        <w:pStyle w:val="Heading3"/>
+      </w:pPr>
+      <w:r>
+        <w:t>3. Mechanism of Action</w:t>
       </w:r>
     </w:p>
     <w:p>
@@ -430,20 +204,7 @@
           <w:i w:val="0"/>
           <w:sz w:val="22"/>
         </w:rPr>
-        <w:t>#### Kidney</w:t>
-      </w:r>
-    </w:p>
-    <w:p>
-      <w:pPr>
-        <w:pStyle w:val="ListBullet"/>
-        <w:spacing w:after="40"/>
-      </w:pPr>
-      <w:r>
-        <w:rPr>
-          <w:rFonts w:ascii="Calibri" w:hAnsi="Calibri"/>
-          <w:sz w:val="22"/>
-        </w:rPr>
-        <w:t>**Reasoning:** Elevated expression of PPARA and VEGFA suggests metabolic and vascular changes indicative of nephrotoxicity. Cadmium-induced toxicity studies highlight kidney as a critical organ for oxidative stress and inflammation.</w:t>
+        <w:t>#### Molecular Initiating Event (MIE):</w:t>
       </w:r>
     </w:p>
     <w:p>
@@ -457,28 +218,7 @@
           <w:i w:val="0"/>
           <w:sz w:val="22"/>
         </w:rPr>
-        <w:t>#### Heart</w:t>
-      </w:r>
-    </w:p>
-    <w:p>
-      <w:pPr>
-        <w:pStyle w:val="ListBullet"/>
-        <w:spacing w:after="40"/>
-      </w:pPr>
-      <w:r>
-        <w:rPr>
-          <w:rFonts w:ascii="Calibri" w:hAnsi="Calibri"/>
-          <w:sz w:val="22"/>
-        </w:rPr>
-        <w:t>**Reasoning:** Increased expression of NFKB1, TP53, and AHR indicates inflammatory responses and DNA damage repair mechanisms. The heart is sensitive to oxidative stress and mitochondrial dysfunction, leading to cardiotoxicity.</w:t>
-      </w:r>
-    </w:p>
-    <w:p>
-      <w:pPr>
-        <w:pStyle w:val="Heading3"/>
-      </w:pPr>
-      <w:r>
-        <w:t>3. Mechanism of Action</w:t>
+        <w:t>The molecular initiating event is likely the generation of reactive oxygen species (ROS) due to exposure, leading to oxidative stress.</w:t>
       </w:r>
     </w:p>
     <w:p>
@@ -492,7 +232,511 @@
           <w:i w:val="0"/>
           <w:sz w:val="22"/>
         </w:rPr>
-        <w:t>The likely mechanism of toxicity involves the following key events:</w:t>
+        <w:t>#### Key Events:</w:t>
+      </w:r>
+    </w:p>
+    <w:p>
+      <w:pPr>
+        <w:pStyle w:val="ListBullet"/>
+        <w:spacing w:after="40"/>
+      </w:pPr>
+      <w:r>
+        <w:rPr>
+          <w:rFonts w:ascii="Calibri" w:hAnsi="Calibri"/>
+          <w:sz w:val="22"/>
+        </w:rPr>
+        <w:t>**Oxidative Stress**: Increased ROS levels trigger activation of the NRF2 pathway and upregulation of antioxidant enzymes.</w:t>
+      </w:r>
+    </w:p>
+    <w:p>
+      <w:pPr>
+        <w:pStyle w:val="ListBullet"/>
+        <w:spacing w:after="40"/>
+      </w:pPr>
+      <w:r>
+        <w:rPr>
+          <w:rFonts w:ascii="Calibri" w:hAnsi="Calibri"/>
+          <w:sz w:val="22"/>
+        </w:rPr>
+        <w:t>**Inflammation**: Persistent oxidative stress leads to activation of inflammatory pathways such as NLRP3 inflammasome.</w:t>
+      </w:r>
+    </w:p>
+    <w:p>
+      <w:pPr>
+        <w:pStyle w:val="ListBullet"/>
+        <w:spacing w:after="40"/>
+      </w:pPr>
+      <w:r>
+        <w:rPr>
+          <w:rFonts w:ascii="Calibri" w:hAnsi="Calibri"/>
+          <w:sz w:val="22"/>
+        </w:rPr>
+        <w:t>**Cell Death**: Inflammatory responses and continued oxidative stress result in apoptosis via caspase activation.</w:t>
+      </w:r>
+    </w:p>
+    <w:p>
+      <w:pPr>
+        <w:pStyle w:val="Heading3"/>
+      </w:pPr>
+      <w:r>
+        <w:t>4. Protective vs. Adverse Responses</w:t>
+      </w:r>
+    </w:p>
+    <w:p>
+      <w:pPr>
+        <w:spacing w:after="120"/>
+      </w:pPr>
+      <w:r>
+        <w:rPr>
+          <w:rFonts w:ascii="Calibri" w:hAnsi="Calibri"/>
+          <w:b w:val="0"/>
+          <w:i w:val="0"/>
+          <w:sz w:val="22"/>
+        </w:rPr>
+        <w:t>#### Adaptive/Protective Responses:</w:t>
+      </w:r>
+    </w:p>
+    <w:p>
+      <w:pPr>
+        <w:spacing w:after="120"/>
+      </w:pPr>
+      <w:r>
+        <w:rPr>
+          <w:rFonts w:ascii="Calibri" w:hAnsi="Calibri"/>
+          <w:b w:val="0"/>
+          <w:i w:val="0"/>
+          <w:sz w:val="22"/>
+        </w:rPr>
+        <w:t>At the lower dose levels, there is a significant upregulation of NRF2 pathway genes (NFE2L2, KEAP1), indicating an adaptive response to mitigate oxidative damage and activate antioxidant defenses.</w:t>
+      </w:r>
+    </w:p>
+    <w:p>
+      <w:pPr>
+        <w:spacing w:after="120"/>
+      </w:pPr>
+      <w:r>
+        <w:rPr>
+          <w:rFonts w:ascii="Calibri" w:hAnsi="Calibri"/>
+          <w:b w:val="0"/>
+          <w:i w:val="0"/>
+          <w:sz w:val="22"/>
+        </w:rPr>
+        <w:t>#### Damage-Indicating Responses:</w:t>
+      </w:r>
+    </w:p>
+    <w:p>
+      <w:pPr>
+        <w:spacing w:after="120"/>
+      </w:pPr>
+      <w:r>
+        <w:rPr>
+          <w:rFonts w:ascii="Calibri" w:hAnsi="Calibri"/>
+          <w:b w:val="0"/>
+          <w:i w:val="0"/>
+          <w:sz w:val="22"/>
+        </w:rPr>
+        <w:t>As the dose increases, the balance shifts towards adverse responses. At intermediate doses, inflammatory markers like IL1B are elevated, suggesting early signs of tissue damage. By the highest dose level, there is significant upregulation of cell death pathways (CASP3) and continued oxidative stress markers (SOD1), indicating irreversible cellular damage.</w:t>
+      </w:r>
+    </w:p>
+    <w:p>
+      <w:pPr>
+        <w:spacing w:after="120"/>
+      </w:pPr>
+      <w:r>
+        <w:rPr>
+          <w:rFonts w:ascii="Calibri" w:hAnsi="Calibri"/>
+          <w:b w:val="0"/>
+          <w:i w:val="0"/>
+          <w:sz w:val="22"/>
+        </w:rPr>
+        <w:t>#### Transition Point:</w:t>
+      </w:r>
+    </w:p>
+    <w:p>
+      <w:pPr>
+        <w:spacing w:after="120"/>
+      </w:pPr>
+      <w:r>
+        <w:rPr>
+          <w:rFonts w:ascii="Calibri" w:hAnsi="Calibri"/>
+          <w:b w:val="0"/>
+          <w:i w:val="0"/>
+          <w:sz w:val="22"/>
+        </w:rPr>
+        <w:t>The transition from adaptive to adverse responses likely occurs around the intermediate dose level (5 mg/kg). At this point, while NRF2 pathway remains active, it becomes overwhelmed by persistent ROS generation leading to sustained inflammation and cell death.</w:t>
+      </w:r>
+    </w:p>
+    <w:p>
+      <w:pPr>
+        <w:pStyle w:val="Heading3"/>
+      </w:pPr>
+      <w:r>
+        <w:t>5. Literature Support</w:t>
+      </w:r>
+    </w:p>
+    <w:p>
+      <w:pPr>
+        <w:pStyle w:val="ListBullet"/>
+        <w:spacing w:after="40"/>
+      </w:pPr>
+      <w:r>
+        <w:rPr>
+          <w:rFonts w:ascii="Calibri" w:hAnsi="Calibri"/>
+          <w:sz w:val="22"/>
+        </w:rPr>
+        <w:t>**NRF2 Pathway Activation**: An Overview of Nrf2–Keap1 Signaling Pathway in Cancer (2013) supports the role of NRF2 activation as a protective mechanism against oxidative stress.</w:t>
+      </w:r>
+    </w:p>
+    <w:p>
+      <w:pPr>
+        <w:pStyle w:val="ListBullet"/>
+        <w:spacing w:after="40"/>
+      </w:pPr>
+      <w:r>
+        <w:rPr>
+          <w:rFonts w:ascii="Calibri" w:hAnsi="Calibri"/>
+          <w:sz w:val="22"/>
+        </w:rPr>
+        <w:t>**Inflammation and Cell Death**: ROS Generation in Microglia: Understanding Oxidative Stress and Inflammation in Neurodegenerative Disease (2020) highlights the progression from oxidative stress to inflammation and cell death via NLRP3 inflammasome activation.</w:t>
+      </w:r>
+    </w:p>
+    <w:p>
+      <w:pPr>
+        <w:pStyle w:val="ListBullet"/>
+        <w:spacing w:after="40"/>
+      </w:pPr>
+      <w:r>
+        <w:rPr>
+          <w:rFonts w:ascii="Calibri" w:hAnsi="Calibri"/>
+          <w:sz w:val="22"/>
+        </w:rPr>
+        <w:t>**Organ-Specific Toxicity**: Reactive Oxygen Species, Toxicity, Oxidative Stress, and Antioxidants: Chronic Diseases and Aging (2023) provides evidence for organ-specific toxicity patterns based on gene expression changes.</w:t>
+      </w:r>
+    </w:p>
+    <w:p>
+      <w:pPr>
+        <w:pStyle w:val="Heading3"/>
+      </w:pPr>
+      <w:r>
+        <w:t>6. Confidence Assessment</w:t>
+      </w:r>
+    </w:p>
+    <w:p>
+      <w:pPr>
+        <w:spacing w:after="120"/>
+      </w:pPr>
+      <w:r>
+        <w:rPr>
+          <w:rFonts w:ascii="Calibri" w:hAnsi="Calibri"/>
+          <w:b w:val="0"/>
+          <w:i w:val="0"/>
+          <w:sz w:val="22"/>
+        </w:rPr>
+        <w:t>#### High Confidence:</w:t>
+      </w:r>
+    </w:p>
+    <w:p>
+      <w:pPr>
+        <w:pStyle w:val="ListBullet"/>
+        <w:spacing w:after="40"/>
+      </w:pPr>
+      <w:r>
+        <w:rPr>
+          <w:rFonts w:ascii="Calibri" w:hAnsi="Calibri"/>
+          <w:sz w:val="22"/>
+        </w:rPr>
+        <w:t>The role of NRF2 pathway in oxidative stress defense is well-supported by literature.</w:t>
+      </w:r>
+    </w:p>
+    <w:p>
+      <w:pPr>
+        <w:pStyle w:val="ListBullet"/>
+        <w:spacing w:after="40"/>
+      </w:pPr>
+      <w:r>
+        <w:rPr>
+          <w:rFonts w:ascii="Calibri" w:hAnsi="Calibri"/>
+          <w:sz w:val="22"/>
+        </w:rPr>
+        <w:t>The progression from oxidative stress to inflammation and cell death via NLRP3 inflammasome activation has strong empirical support.</w:t>
+      </w:r>
+    </w:p>
+    <w:p>
+      <w:pPr>
+        <w:spacing w:after="120"/>
+      </w:pPr>
+      <w:r>
+        <w:rPr>
+          <w:rFonts w:ascii="Calibri" w:hAnsi="Calibri"/>
+          <w:b w:val="0"/>
+          <w:i w:val="0"/>
+          <w:sz w:val="22"/>
+        </w:rPr>
+        <w:t>#### Moderate Confidence:</w:t>
+      </w:r>
+    </w:p>
+    <w:p>
+      <w:pPr>
+        <w:pStyle w:val="ListBullet"/>
+        <w:spacing w:after="40"/>
+      </w:pPr>
+      <w:r>
+        <w:rPr>
+          <w:rFonts w:ascii="Calibri" w:hAnsi="Calibri"/>
+          <w:sz w:val="22"/>
+        </w:rPr>
+        <w:t>Transition point between adaptive and adverse responses may vary based on individual variability, but the general trend is supported by multiple studies.</w:t>
+      </w:r>
+    </w:p>
+    <w:p>
+      <w:pPr>
+        <w:pStyle w:val="ListBullet"/>
+        <w:spacing w:after="40"/>
+      </w:pPr>
+      <w:r>
+        <w:rPr>
+          <w:rFonts w:ascii="Calibri" w:hAnsi="Calibri"/>
+          <w:sz w:val="22"/>
+        </w:rPr>
+        <w:t>Organ-specific toxicity patterns are consistent with literature findings but require further validation in specific contexts.</w:t>
+      </w:r>
+    </w:p>
+    <w:p>
+      <w:pPr>
+        <w:spacing w:after="120"/>
+      </w:pPr>
+      <w:r>
+        <w:rPr>
+          <w:rFonts w:ascii="Calibri" w:hAnsi="Calibri"/>
+          <w:b w:val="0"/>
+          <w:i w:val="0"/>
+          <w:sz w:val="22"/>
+        </w:rPr>
+        <w:t>#### Low Confidence:</w:t>
+      </w:r>
+    </w:p>
+    <w:p>
+      <w:pPr>
+        <w:pStyle w:val="ListBullet"/>
+        <w:spacing w:after="40"/>
+      </w:pPr>
+      <w:r>
+        <w:rPr>
+          <w:rFonts w:ascii="Calibri" w:hAnsi="Calibri"/>
+          <w:sz w:val="22"/>
+        </w:rPr>
+        <w:t>Novel findings such as precise dose-response relationships for each organ need more empirical evidence to be fully validated.</w:t>
+      </w:r>
+    </w:p>
+    <w:p>
+      <w:pPr>
+        <w:pStyle w:val="Heading1"/>
+      </w:pPr>
+      <w:r>
+        <w:t>Run 2 (71.6s)</w:t>
+      </w:r>
+    </w:p>
+    <w:p>
+      <w:pPr>
+        <w:pStyle w:val="Heading3"/>
+      </w:pPr>
+      <w:r>
+        <w:t>1. Biological Response Narrative</w:t>
+      </w:r>
+    </w:p>
+    <w:p>
+      <w:pPr>
+        <w:spacing w:after="120"/>
+      </w:pPr>
+      <w:r>
+        <w:rPr>
+          <w:rFonts w:ascii="Calibri" w:hAnsi="Calibri"/>
+          <w:b w:val="0"/>
+          <w:i w:val="0"/>
+          <w:sz w:val="22"/>
+        </w:rPr>
+        <w:t>#### Dose Level: Low</w:t>
+      </w:r>
+    </w:p>
+    <w:p>
+      <w:pPr>
+        <w:spacing w:after="120"/>
+      </w:pPr>
+      <w:r>
+        <w:rPr>
+          <w:rFonts w:ascii="Calibri" w:hAnsi="Calibri"/>
+          <w:b w:val="0"/>
+          <w:i w:val="0"/>
+          <w:sz w:val="22"/>
+        </w:rPr>
+        <w:t>At low doses, the primary biological processes activated are antioxidant defense mechanisms and cellular stress responses. The expression of genes such as KEAP1, NFE2L2 (NRF2), and HMOX1 is upregulated to mitigate oxidative stress and inflammation. This response likely involves the activation of NRF2, which translocates to the nucleus and induces the transcription of antioxidant enzymes like SOD1 and catalase.</w:t>
+      </w:r>
+    </w:p>
+    <w:p>
+      <w:pPr>
+        <w:spacing w:after="120"/>
+      </w:pPr>
+      <w:r>
+        <w:rPr>
+          <w:rFonts w:ascii="Calibri" w:hAnsi="Calibri"/>
+          <w:b w:val="0"/>
+          <w:i w:val="0"/>
+          <w:sz w:val="22"/>
+        </w:rPr>
+        <w:t>#### Dose Level: Moderate</w:t>
+      </w:r>
+    </w:p>
+    <w:p>
+      <w:pPr>
+        <w:spacing w:after="120"/>
+      </w:pPr>
+      <w:r>
+        <w:rPr>
+          <w:rFonts w:ascii="Calibri" w:hAnsi="Calibri"/>
+          <w:b w:val="0"/>
+          <w:i w:val="0"/>
+          <w:sz w:val="22"/>
+        </w:rPr>
+        <w:t>As doses increase, there is a continuation of the adaptive responses seen at low levels but with an intensification. Additionally, there may be early signs of inflammation and cell cycle regulation changes. Genes such as IL1B and NLRP3 show increased expression, indicating activation of pro-inflammatory pathways. This suggests that while NRF2-mediated antioxidant defenses are still active, they are being challenged by increasing cellular stress.</w:t>
+      </w:r>
+    </w:p>
+    <w:p>
+      <w:pPr>
+        <w:spacing w:after="120"/>
+      </w:pPr>
+      <w:r>
+        <w:rPr>
+          <w:rFonts w:ascii="Calibri" w:hAnsi="Calibri"/>
+          <w:b w:val="0"/>
+          <w:i w:val="0"/>
+          <w:sz w:val="22"/>
+        </w:rPr>
+        <w:t>#### Dose Level: High</w:t>
+      </w:r>
+    </w:p>
+    <w:p>
+      <w:pPr>
+        <w:spacing w:after="120"/>
+      </w:pPr>
+      <w:r>
+        <w:rPr>
+          <w:rFonts w:ascii="Calibri" w:hAnsi="Calibri"/>
+          <w:b w:val="0"/>
+          <w:i w:val="0"/>
+          <w:sz w:val="22"/>
+        </w:rPr>
+        <w:t>At high doses, the biological response shifts from adaptive to adverse. There is a significant upregulation of genes involved in apoptosis (CASP3), cell cycle arrest (TP53), and fibrosis (TGFB1). The expression of pro-inflammatory cytokines like IL6 and TNFα may also be elevated. This indicates that cellular damage has surpassed the capacity for adaptive responses, leading to necrotic or apoptotic cell death.</w:t>
+      </w:r>
+    </w:p>
+    <w:p>
+      <w:pPr>
+        <w:pStyle w:val="Heading3"/>
+      </w:pPr>
+      <w:r>
+        <w:t>2. Organ-Level Prediction</w:t>
+      </w:r>
+    </w:p>
+    <w:p>
+      <w:pPr>
+        <w:spacing w:after="120"/>
+      </w:pPr>
+      <w:r>
+        <w:rPr>
+          <w:rFonts w:ascii="Calibri" w:hAnsi="Calibri"/>
+          <w:b w:val="0"/>
+          <w:i w:val="0"/>
+          <w:sz w:val="22"/>
+        </w:rPr>
+        <w:t>#### Most Affected Organs</w:t>
+      </w:r>
+    </w:p>
+    <w:p>
+      <w:pPr>
+        <w:spacing w:after="120"/>
+      </w:pPr>
+      <w:r>
+        <w:rPr>
+          <w:rFonts w:ascii="Calibri" w:hAnsi="Calibri"/>
+          <w:b w:val="0"/>
+          <w:i w:val="0"/>
+          <w:sz w:val="22"/>
+        </w:rPr>
+        <w:t>Based on gene expression patterns, organ-specific annotations, and literature evidence, the following organs are most likely affected:</w:t>
+      </w:r>
+    </w:p>
+    <w:p>
+      <w:pPr>
+        <w:pStyle w:val="ListBullet"/>
+        <w:spacing w:after="40"/>
+      </w:pPr>
+      <w:r>
+        <w:rPr>
+          <w:rFonts w:ascii="Calibri" w:hAnsi="Calibri"/>
+          <w:sz w:val="22"/>
+        </w:rPr>
+        <w:t>**Liver**: Genes like KEAP1, NFE2L2, HMOX1, SOD1, and TGFB1 show significant upregulation in liver toxicity studies. NRF2 activation is a key defense mechanism against oxidative stress and inflammation.</w:t>
+      </w:r>
+    </w:p>
+    <w:p>
+      <w:pPr>
+        <w:pStyle w:val="ListBullet"/>
+        <w:spacing w:after="40"/>
+      </w:pPr>
+      <w:r>
+        <w:rPr>
+          <w:rFonts w:ascii="Calibri" w:hAnsi="Calibri"/>
+          <w:sz w:val="22"/>
+        </w:rPr>
+        <w:t>**Kidney**: Similar to the liver, the kidney shows upregulation of KEAP1, NFE2L2, HMOX1, and SOD1 genes, indicating antioxidant responses. Additionally, TGFB1 and CASP3 are involved in fibrosis and apoptosis.</w:t>
+      </w:r>
+    </w:p>
+    <w:p>
+      <w:pPr>
+        <w:pStyle w:val="ListBullet"/>
+        <w:spacing w:after="40"/>
+      </w:pPr>
+      <w:r>
+        <w:rPr>
+          <w:rFonts w:ascii="Calibri" w:hAnsi="Calibri"/>
+          <w:sz w:val="22"/>
+        </w:rPr>
+        <w:t>**Heart**: Genes like STAT3, IL6, TNFα, and CASP3 indicate inflammation and cell death pathways being activated in cardiac tissue. This suggests that the heart is also susceptible to adverse effects at higher doses.</w:t>
+      </w:r>
+    </w:p>
+    <w:p>
+      <w:pPr>
+        <w:spacing w:after="120"/>
+      </w:pPr>
+      <w:r>
+        <w:rPr>
+          <w:rFonts w:ascii="Calibri" w:hAnsi="Calibri"/>
+          <w:b w:val="0"/>
+          <w:i w:val="0"/>
+          <w:sz w:val="22"/>
+        </w:rPr>
+        <w:t>#### Justification</w:t>
+      </w:r>
+    </w:p>
+    <w:p>
+      <w:pPr>
+        <w:spacing w:after="120"/>
+      </w:pPr>
+      <w:r>
+        <w:rPr>
+          <w:rFonts w:ascii="Calibri" w:hAnsi="Calibri"/>
+          <w:b w:val="0"/>
+          <w:i w:val="0"/>
+          <w:sz w:val="22"/>
+        </w:rPr>
+        <w:t>The liver and kidney have extensive NRF2-mediated antioxidant defense systems, which are critical for handling oxidative stress and detoxifying xenobiotics. The heart shows increased expression of inflammatory markers and apoptotic genes, indicating a shift towards damage rather than adaptation.</w:t>
+      </w:r>
+    </w:p>
+    <w:p>
+      <w:pPr>
+        <w:pStyle w:val="Heading3"/>
+      </w:pPr>
+      <w:r>
+        <w:t>3. Mechanism of Action</w:t>
       </w:r>
     </w:p>
     <w:p>
@@ -511,19 +755,6 @@
     </w:p>
     <w:p>
       <w:pPr>
-        <w:pStyle w:val="ListBullet"/>
-        <w:spacing w:after="40"/>
-      </w:pPr>
-      <w:r>
-        <w:rPr>
-          <w:rFonts w:ascii="Calibri" w:hAnsi="Calibri"/>
-          <w:sz w:val="22"/>
-        </w:rPr>
-        <w:t>**Event:** Exposure to a xenobiotic compound leads to increased production of reactive oxygen species (ROS) in cells.</w:t>
-      </w:r>
-    </w:p>
-    <w:p>
-      <w:pPr>
         <w:spacing w:after="120"/>
       </w:pPr>
       <w:r>
@@ -533,7 +764,7 @@
           <w:i w:val="0"/>
           <w:sz w:val="22"/>
         </w:rPr>
-        <w:t>#### Key Events</w:t>
+        <w:t>The MIE is likely the generation of reactive oxygen species (ROS) leading to oxidative stress. This triggers the activation of KEAP1-NRF2 signaling pathways to induce antioxidant enzymes and detoxification proteins.</w:t>
       </w:r>
     </w:p>
     <w:p>
@@ -547,7 +778,7 @@
           <w:i w:val="0"/>
           <w:sz w:val="22"/>
         </w:rPr>
-        <w:t>1. **Oxidative Stress Response:**</w:t>
+        <w:t>#### Key Events in Adverse Outcome Pathway</w:t>
       </w:r>
     </w:p>
     <w:p>
@@ -560,21 +791,7 @@
           <w:rFonts w:ascii="Calibri" w:hAnsi="Calibri"/>
           <w:sz w:val="22"/>
         </w:rPr>
-        <w:t>Increased ROS levels activate NRF2 pathway, leading to upregulation of antioxidant enzymes like GPX1 and SOD1.</w:t>
-      </w:r>
-    </w:p>
-    <w:p>
-      <w:pPr>
-        <w:spacing w:after="120"/>
-      </w:pPr>
-      <w:r>
-        <w:rPr>
-          <w:rFonts w:ascii="Calibri" w:hAnsi="Calibri"/>
-          <w:b w:val="0"/>
-          <w:i w:val="0"/>
-          <w:sz w:val="22"/>
-        </w:rPr>
-        <w:t>2. **DNA Damage and Repair:**</w:t>
+        <w:t>**Activation of NRF2**: Upregulation of HMOX1, SOD1, and other antioxidant genes.</w:t>
       </w:r>
     </w:p>
     <w:p>
@@ -587,21 +804,7 @@
           <w:rFonts w:ascii="Calibri" w:hAnsi="Calibri"/>
           <w:sz w:val="22"/>
         </w:rPr>
-        <w:t>Activation of TP53 signaling pathways leads to cell cycle arrest at G1/S phase checkpoint to allow DNA repair mechanisms.</w:t>
-      </w:r>
-    </w:p>
-    <w:p>
-      <w:pPr>
-        <w:spacing w:after="120"/>
-      </w:pPr>
-      <w:r>
-        <w:rPr>
-          <w:rFonts w:ascii="Calibri" w:hAnsi="Calibri"/>
-          <w:b w:val="0"/>
-          <w:i w:val="0"/>
-          <w:sz w:val="22"/>
-        </w:rPr>
-        <w:t>3. **Inflammation:**</w:t>
+        <w:t>**Inflammation**: Increased expression of IL1B, NLRP3, and pro-inflammatory cytokines (IL6, TNFα).</w:t>
       </w:r>
     </w:p>
     <w:p>
@@ -614,21 +817,7 @@
           <w:rFonts w:ascii="Calibri" w:hAnsi="Calibri"/>
           <w:sz w:val="22"/>
         </w:rPr>
-        <w:t>NF-κB activation promotes inflammatory responses, leading to the production of cytokines like TNF and IL6.</w:t>
-      </w:r>
-    </w:p>
-    <w:p>
-      <w:pPr>
-        <w:spacing w:after="120"/>
-      </w:pPr>
-      <w:r>
-        <w:rPr>
-          <w:rFonts w:ascii="Calibri" w:hAnsi="Calibri"/>
-          <w:b w:val="0"/>
-          <w:i w:val="0"/>
-          <w:sz w:val="22"/>
-        </w:rPr>
-        <w:t>4. **Apoptosis:**</w:t>
+        <w:t>**Cellular Damage**: Apoptosis via CASP3 activation and cell cycle arrest through TP53.</w:t>
       </w:r>
     </w:p>
     <w:p>
@@ -641,7 +830,7 @@
           <w:rFonts w:ascii="Calibri" w:hAnsi="Calibri"/>
           <w:sz w:val="22"/>
         </w:rPr>
-        <w:t>Severe oxidative stress and DNA damage induce BAX/BCL2-mediated apoptosis pathways.</w:t>
+        <w:t>**Fibrosis**: TGFB1 upregulation leading to extracellular matrix deposition.</w:t>
       </w:r>
     </w:p>
     <w:p>
@@ -668,6 +857,20 @@
     </w:p>
     <w:p>
       <w:pPr>
+        <w:spacing w:after="120"/>
+      </w:pPr>
+      <w:r>
+        <w:rPr>
+          <w:rFonts w:ascii="Calibri" w:hAnsi="Calibri"/>
+          <w:b w:val="0"/>
+          <w:i w:val="0"/>
+          <w:sz w:val="22"/>
+        </w:rPr>
+        <w:t>At low doses, the primary responses are:</w:t>
+      </w:r>
+    </w:p>
+    <w:p>
+      <w:pPr>
         <w:pStyle w:val="ListBullet"/>
         <w:spacing w:after="40"/>
       </w:pPr>
@@ -676,7 +879,7 @@
           <w:rFonts w:ascii="Calibri" w:hAnsi="Calibri"/>
           <w:sz w:val="22"/>
         </w:rPr>
-        <w:t>At low doses, cells activate NRF2 pathway to mitigate oxidative stress and upregulate antioxidant enzymes.</w:t>
+        <w:t>NRF2-mediated antioxidant defense (KEAP1, NFE2L2, HMOX1).</w:t>
       </w:r>
     </w:p>
     <w:p>
@@ -689,7 +892,974 @@
           <w:rFonts w:ascii="Calibri" w:hAnsi="Calibri"/>
           <w:sz w:val="22"/>
         </w:rPr>
-        <w:t>TP53 signaling induces cell cycle arrest for DNA repair and prevents proliferation of damaged cells.</w:t>
+        <w:t>DNA repair and cell cycle regulation.</w:t>
+      </w:r>
+    </w:p>
+    <w:p>
+      <w:pPr>
+        <w:pStyle w:val="ListBullet"/>
+        <w:spacing w:after="40"/>
+      </w:pPr>
+      <w:r>
+        <w:rPr>
+          <w:rFonts w:ascii="Calibri" w:hAnsi="Calibri"/>
+          <w:sz w:val="22"/>
+        </w:rPr>
+        <w:t>UPR activation to manage endoplasmic reticulum stress.</w:t>
+      </w:r>
+    </w:p>
+    <w:p>
+      <w:pPr>
+        <w:spacing w:after="120"/>
+      </w:pPr>
+      <w:r>
+        <w:rPr>
+          <w:rFonts w:ascii="Calibri" w:hAnsi="Calibri"/>
+          <w:b w:val="0"/>
+          <w:i w:val="0"/>
+          <w:sz w:val="22"/>
+        </w:rPr>
+        <w:t>These adaptive responses likely occur up to a moderate dose level where inflammation begins but is still manageable.</w:t>
+      </w:r>
+    </w:p>
+    <w:p>
+      <w:pPr>
+        <w:spacing w:after="120"/>
+      </w:pPr>
+      <w:r>
+        <w:rPr>
+          <w:rFonts w:ascii="Calibri" w:hAnsi="Calibri"/>
+          <w:b w:val="0"/>
+          <w:i w:val="0"/>
+          <w:sz w:val="22"/>
+        </w:rPr>
+        <w:t>#### Adverse Responses</w:t>
+      </w:r>
+    </w:p>
+    <w:p>
+      <w:pPr>
+        <w:spacing w:after="120"/>
+      </w:pPr>
+      <w:r>
+        <w:rPr>
+          <w:rFonts w:ascii="Calibri" w:hAnsi="Calibri"/>
+          <w:b w:val="0"/>
+          <w:i w:val="0"/>
+          <w:sz w:val="22"/>
+        </w:rPr>
+        <w:t>At high doses:</w:t>
+      </w:r>
+    </w:p>
+    <w:p>
+      <w:pPr>
+        <w:pStyle w:val="ListBullet"/>
+        <w:spacing w:after="40"/>
+      </w:pPr>
+      <w:r>
+        <w:rPr>
+          <w:rFonts w:ascii="Calibri" w:hAnsi="Calibri"/>
+          <w:sz w:val="22"/>
+        </w:rPr>
+        <w:t>Apoptosis (CASP3, TP53).</w:t>
+      </w:r>
+    </w:p>
+    <w:p>
+      <w:pPr>
+        <w:pStyle w:val="ListBullet"/>
+        <w:spacing w:after="40"/>
+      </w:pPr>
+      <w:r>
+        <w:rPr>
+          <w:rFonts w:ascii="Calibri" w:hAnsi="Calibri"/>
+          <w:sz w:val="22"/>
+        </w:rPr>
+        <w:t>Fibrosis (TGFB1).</w:t>
+      </w:r>
+    </w:p>
+    <w:p>
+      <w:pPr>
+        <w:pStyle w:val="ListBullet"/>
+        <w:spacing w:after="40"/>
+      </w:pPr>
+      <w:r>
+        <w:rPr>
+          <w:rFonts w:ascii="Calibri" w:hAnsi="Calibri"/>
+          <w:sz w:val="22"/>
+        </w:rPr>
+        <w:t>Inflammation (IL6, TNFα).</w:t>
+      </w:r>
+    </w:p>
+    <w:p>
+      <w:pPr>
+        <w:spacing w:after="120"/>
+      </w:pPr>
+      <w:r>
+        <w:rPr>
+          <w:rFonts w:ascii="Calibri" w:hAnsi="Calibri"/>
+          <w:b w:val="0"/>
+          <w:i w:val="0"/>
+          <w:sz w:val="22"/>
+        </w:rPr>
+        <w:t>The transition from adaptive to adverse responses likely occurs at the moderate dose level, where inflammation and cell cycle arrest become more pronounced.</w:t>
+      </w:r>
+    </w:p>
+    <w:p>
+      <w:pPr>
+        <w:pStyle w:val="Heading3"/>
+      </w:pPr>
+      <w:r>
+        <w:t>5. Literature Support</w:t>
+      </w:r>
+    </w:p>
+    <w:p>
+      <w:pPr>
+        <w:spacing w:after="120"/>
+      </w:pPr>
+      <w:r>
+        <w:rPr>
+          <w:rFonts w:ascii="Calibri" w:hAnsi="Calibri"/>
+          <w:b w:val="0"/>
+          <w:i w:val="0"/>
+          <w:sz w:val="22"/>
+        </w:rPr>
+        <w:t>#### Major Conclusions</w:t>
+      </w:r>
+    </w:p>
+    <w:p>
+      <w:pPr>
+        <w:pStyle w:val="ListBullet"/>
+        <w:spacing w:after="40"/>
+      </w:pPr>
+      <w:r>
+        <w:rPr>
+          <w:rFonts w:ascii="Calibri" w:hAnsi="Calibri"/>
+          <w:sz w:val="22"/>
+        </w:rPr>
+        <w:t>**Antioxidant Defense**: The upregulation of NRF2 pathway genes is supported by literature on KEAP1-NRF2 signaling (The KEAP1-NRF2 System: a Thiol-Based Sensor-Effector Apparatus for Maintaining Redox Homeostasis, 2018).</w:t>
+      </w:r>
+    </w:p>
+    <w:p>
+      <w:pPr>
+        <w:pStyle w:val="ListBullet"/>
+        <w:spacing w:after="40"/>
+      </w:pPr>
+      <w:r>
+        <w:rPr>
+          <w:rFonts w:ascii="Calibri" w:hAnsi="Calibri"/>
+          <w:sz w:val="22"/>
+        </w:rPr>
+        <w:t>**Inflammation and Fibrosis**: Increased expression of IL6, TNFα, and TGFB1 is consistent with studies on inflammation and fibrogenesis in liver toxicity (Signaling pathways and targeted therapy for myocardial infarction, 2022).</w:t>
+      </w:r>
+    </w:p>
+    <w:p>
+      <w:pPr>
+        <w:spacing w:after="120"/>
+      </w:pPr>
+      <w:r>
+        <w:rPr>
+          <w:rFonts w:ascii="Calibri" w:hAnsi="Calibri"/>
+          <w:b w:val="0"/>
+          <w:i w:val="0"/>
+          <w:sz w:val="22"/>
+        </w:rPr>
+        <w:t>#### Specific Papers</w:t>
+      </w:r>
+    </w:p>
+    <w:p>
+      <w:pPr>
+        <w:pStyle w:val="ListBullet"/>
+        <w:spacing w:after="40"/>
+      </w:pPr>
+      <w:r>
+        <w:rPr>
+          <w:rFonts w:ascii="Calibri" w:hAnsi="Calibri"/>
+          <w:sz w:val="22"/>
+        </w:rPr>
+        <w:t>**KEAP1-NRF2 System**: The KEAP1-NRF2 System: a Thiol-Based Sensor-Effector Apparatus for Maintaining Redox Homeostasis. (2018)</w:t>
+      </w:r>
+    </w:p>
+    <w:p>
+      <w:pPr>
+        <w:pStyle w:val="ListBullet"/>
+        <w:spacing w:after="40"/>
+      </w:pPr>
+      <w:r>
+        <w:rPr>
+          <w:rFonts w:ascii="Calibri" w:hAnsi="Calibri"/>
+          <w:sz w:val="22"/>
+        </w:rPr>
+        <w:t>**Nrf2 in Cancer**: The emerging role of the Nrf2–Keap1 signaling pathway in cancer (2013)</w:t>
+      </w:r>
+    </w:p>
+    <w:p>
+      <w:pPr>
+        <w:pStyle w:val="ListBullet"/>
+        <w:spacing w:after="40"/>
+      </w:pPr>
+      <w:r>
+        <w:rPr>
+          <w:rFonts w:ascii="Calibri" w:hAnsi="Calibri"/>
+          <w:sz w:val="22"/>
+        </w:rPr>
+        <w:t>**ROS and Inflammation**: ROS Generation in Microglia: Understanding Oxidative Stress and Inflammation in Neurodegenerative Disease (2020)</w:t>
+      </w:r>
+    </w:p>
+    <w:p>
+      <w:pPr>
+        <w:pStyle w:val="Heading3"/>
+      </w:pPr>
+      <w:r>
+        <w:t>6. Confidence Assessment</w:t>
+      </w:r>
+    </w:p>
+    <w:p>
+      <w:pPr>
+        <w:spacing w:after="120"/>
+      </w:pPr>
+      <w:r>
+        <w:rPr>
+          <w:rFonts w:ascii="Calibri" w:hAnsi="Calibri"/>
+          <w:b w:val="0"/>
+          <w:i w:val="0"/>
+          <w:sz w:val="22"/>
+        </w:rPr>
+        <w:t>#### High Confidence</w:t>
+      </w:r>
+    </w:p>
+    <w:p>
+      <w:pPr>
+        <w:pStyle w:val="ListBullet"/>
+        <w:spacing w:after="40"/>
+      </w:pPr>
+      <w:r>
+        <w:rPr>
+          <w:rFonts w:ascii="Calibri" w:hAnsi="Calibri"/>
+          <w:sz w:val="22"/>
+        </w:rPr>
+        <w:t>NRF2-mediated antioxidant defense mechanisms are well-supported by literature.</w:t>
+      </w:r>
+    </w:p>
+    <w:p>
+      <w:pPr>
+        <w:pStyle w:val="ListBullet"/>
+        <w:spacing w:after="40"/>
+      </w:pPr>
+      <w:r>
+        <w:rPr>
+          <w:rFonts w:ascii="Calibri" w:hAnsi="Calibri"/>
+          <w:sz w:val="22"/>
+        </w:rPr>
+        <w:t>The role of KEAP1, NFE2L2, HMOX1, SOD1, IL1B, and TGFB1 in liver and kidney toxicity is extensively studied.</w:t>
+      </w:r>
+    </w:p>
+    <w:p>
+      <w:pPr>
+        <w:spacing w:after="120"/>
+      </w:pPr>
+      <w:r>
+        <w:rPr>
+          <w:rFonts w:ascii="Calibri" w:hAnsi="Calibri"/>
+          <w:b w:val="0"/>
+          <w:i w:val="0"/>
+          <w:sz w:val="22"/>
+        </w:rPr>
+        <w:t>#### Moderate to Low Confidence</w:t>
+      </w:r>
+    </w:p>
+    <w:p>
+      <w:pPr>
+        <w:pStyle w:val="ListBullet"/>
+        <w:spacing w:after="40"/>
+      </w:pPr>
+      <w:r>
+        <w:rPr>
+          <w:rFonts w:ascii="Calibri" w:hAnsi="Calibri"/>
+          <w:sz w:val="22"/>
+        </w:rPr>
+        <w:t>Specific dose-response relationships for transition from adaptive to adverse responses require further experimental validation.</w:t>
+      </w:r>
+    </w:p>
+    <w:p>
+      <w:pPr>
+        <w:pStyle w:val="ListBullet"/>
+        <w:spacing w:after="40"/>
+      </w:pPr>
+      <w:r>
+        <w:rPr>
+          <w:rFonts w:ascii="Calibri" w:hAnsi="Calibri"/>
+          <w:sz w:val="22"/>
+        </w:rPr>
+        <w:t>Novel findings such as the precise timing of CASP3 activation and TP53-mediated cell cycle arrest need more empirical evidence.</w:t>
+      </w:r>
+    </w:p>
+    <w:p>
+      <w:pPr>
+        <w:spacing w:after="120"/>
+      </w:pPr>
+      <w:r>
+        <w:rPr>
+          <w:rFonts w:ascii="Calibri" w:hAnsi="Calibri"/>
+          <w:b w:val="0"/>
+          <w:i w:val="0"/>
+          <w:sz w:val="22"/>
+        </w:rPr>
+        <w:t>#### Novel Findings</w:t>
+      </w:r>
+    </w:p>
+    <w:p>
+      <w:pPr>
+        <w:pStyle w:val="ListBullet"/>
+        <w:spacing w:after="40"/>
+      </w:pPr>
+      <w:r>
+        <w:rPr>
+          <w:rFonts w:ascii="Calibri" w:hAnsi="Calibri"/>
+          <w:sz w:val="22"/>
+        </w:rPr>
+        <w:t>The exact threshold at which NRF2-mediated defenses become overwhelmed by oxidative stress leading to apoptosis is not well-documented in literature, requiring additional research.</w:t>
+      </w:r>
+    </w:p>
+    <w:p>
+      <w:pPr>
+        <w:pStyle w:val="Heading1"/>
+      </w:pPr>
+      <w:r>
+        <w:t>Run 3 (71.7s)</w:t>
+      </w:r>
+    </w:p>
+    <w:p>
+      <w:pPr>
+        <w:pStyle w:val="Heading3"/>
+      </w:pPr>
+      <w:r>
+        <w:t>1. Biological Response Narrative</w:t>
+      </w:r>
+    </w:p>
+    <w:p>
+      <w:pPr>
+        <w:spacing w:after="120"/>
+      </w:pPr>
+      <w:r>
+        <w:rPr>
+          <w:rFonts w:ascii="Calibri" w:hAnsi="Calibri"/>
+          <w:b w:val="0"/>
+          <w:i w:val="0"/>
+          <w:sz w:val="22"/>
+        </w:rPr>
+        <w:t>#### Dose Level: Low to Moderate</w:t>
+      </w:r>
+    </w:p>
+    <w:p>
+      <w:pPr>
+        <w:spacing w:after="120"/>
+      </w:pPr>
+      <w:r>
+        <w:rPr>
+          <w:rFonts w:ascii="Calibri" w:hAnsi="Calibri"/>
+          <w:b w:val="0"/>
+          <w:i w:val="0"/>
+          <w:sz w:val="22"/>
+        </w:rPr>
+        <w:t>At low and moderate doses, the primary biological response involves activation of adaptive/protective mechanisms aimed at maintaining cellular homeostasis. Key genes such as NFE2L2 (NRF2), KEAP1, SIRT1, and HMOX1 are upregulated, indicating an induction of antioxidant defense systems to mitigate oxidative stress and inflammation.</w:t>
+      </w:r>
+    </w:p>
+    <w:p>
+      <w:pPr>
+        <w:pStyle w:val="ListBullet"/>
+        <w:spacing w:after="40"/>
+      </w:pPr>
+      <w:r>
+        <w:rPr>
+          <w:rFonts w:ascii="Calibri" w:hAnsi="Calibri"/>
+          <w:sz w:val="22"/>
+        </w:rPr>
+        <w:t>**Low Dose:**</w:t>
+      </w:r>
+    </w:p>
+    <w:p>
+      <w:pPr>
+        <w:pStyle w:val="ListBullet"/>
+        <w:spacing w:after="40"/>
+      </w:pPr>
+      <w:r>
+        <w:rPr>
+          <w:rFonts w:ascii="Calibri" w:hAnsi="Calibri"/>
+          <w:sz w:val="22"/>
+        </w:rPr>
+        <w:t>Upregulation of NRF2 pathway genes (KEAP1, NQO1) suggests activation of the cellular redox balance.</w:t>
+      </w:r>
+    </w:p>
+    <w:p>
+      <w:pPr>
+        <w:pStyle w:val="ListBullet"/>
+        <w:spacing w:after="40"/>
+      </w:pPr>
+      <w:r>
+        <w:rPr>
+          <w:rFonts w:ascii="Calibri" w:hAnsi="Calibri"/>
+          <w:sz w:val="22"/>
+        </w:rPr>
+        <w:t>Increased expression of SIRT1 indicates enhanced autophagy and mitochondrial function to cope with metabolic demands.</w:t>
+      </w:r>
+    </w:p>
+    <w:p>
+      <w:pPr>
+        <w:pStyle w:val="ListBullet"/>
+        <w:spacing w:after="40"/>
+      </w:pPr>
+      <w:r>
+        <w:rPr>
+          <w:rFonts w:ascii="Calibri" w:hAnsi="Calibri"/>
+          <w:sz w:val="22"/>
+        </w:rPr>
+        <w:t>**Moderate Dose:**</w:t>
+      </w:r>
+    </w:p>
+    <w:p>
+      <w:pPr>
+        <w:pStyle w:val="ListBullet"/>
+        <w:spacing w:after="40"/>
+      </w:pPr>
+      <w:r>
+        <w:rPr>
+          <w:rFonts w:ascii="Calibri" w:hAnsi="Calibri"/>
+          <w:sz w:val="22"/>
+        </w:rPr>
+        <w:t>Further upregulation of HMOX1 and other antioxidant enzymes (SOD1, CAT).</w:t>
+      </w:r>
+    </w:p>
+    <w:p>
+      <w:pPr>
+        <w:pStyle w:val="ListBullet"/>
+        <w:spacing w:after="40"/>
+      </w:pPr>
+      <w:r>
+        <w:rPr>
+          <w:rFonts w:ascii="Calibri" w:hAnsi="Calibri"/>
+          <w:sz w:val="22"/>
+        </w:rPr>
+        <w:t>Induction of DNA repair pathways (TP53) to address potential genotoxic damage.</w:t>
+      </w:r>
+    </w:p>
+    <w:p>
+      <w:pPr>
+        <w:spacing w:after="120"/>
+      </w:pPr>
+      <w:r>
+        <w:rPr>
+          <w:rFonts w:ascii="Calibri" w:hAnsi="Calibri"/>
+          <w:b w:val="0"/>
+          <w:i w:val="0"/>
+          <w:sz w:val="22"/>
+        </w:rPr>
+        <w:t>#### Dose Level: High</w:t>
+      </w:r>
+    </w:p>
+    <w:p>
+      <w:pPr>
+        <w:spacing w:after="120"/>
+      </w:pPr>
+      <w:r>
+        <w:rPr>
+          <w:rFonts w:ascii="Calibri" w:hAnsi="Calibri"/>
+          <w:b w:val="0"/>
+          <w:i w:val="0"/>
+          <w:sz w:val="22"/>
+        </w:rPr>
+        <w:t>At high doses, the adaptive responses are overwhelmed by increased oxidative stress and inflammation. Key genes involved in apoptosis (CASP3), inflammation (IL1B, NLRP3), and fibrosis (TGF-β signaling) show significant upregulation.</w:t>
+      </w:r>
+    </w:p>
+    <w:p>
+      <w:pPr>
+        <w:pStyle w:val="ListBullet"/>
+        <w:spacing w:after="40"/>
+      </w:pPr>
+      <w:r>
+        <w:rPr>
+          <w:rFonts w:ascii="Calibri" w:hAnsi="Calibri"/>
+          <w:sz w:val="22"/>
+        </w:rPr>
+        <w:t>**High Dose:**</w:t>
+      </w:r>
+    </w:p>
+    <w:p>
+      <w:pPr>
+        <w:pStyle w:val="ListBullet"/>
+        <w:spacing w:after="40"/>
+      </w:pPr>
+      <w:r>
+        <w:rPr>
+          <w:rFonts w:ascii="Calibri" w:hAnsi="Calibri"/>
+          <w:sz w:val="22"/>
+        </w:rPr>
+        <w:t>Marked increase in pro-inflammatory cytokines (IL1B).</w:t>
+      </w:r>
+    </w:p>
+    <w:p>
+      <w:pPr>
+        <w:pStyle w:val="ListBullet"/>
+        <w:spacing w:after="40"/>
+      </w:pPr>
+      <w:r>
+        <w:rPr>
+          <w:rFonts w:ascii="Calibri" w:hAnsi="Calibri"/>
+          <w:sz w:val="22"/>
+        </w:rPr>
+        <w:t>Activation of inflammasome pathways (NLRP3).</w:t>
+      </w:r>
+    </w:p>
+    <w:p>
+      <w:pPr>
+        <w:pStyle w:val="ListBullet"/>
+        <w:spacing w:after="40"/>
+      </w:pPr>
+      <w:r>
+        <w:rPr>
+          <w:rFonts w:ascii="Calibri" w:hAnsi="Calibri"/>
+          <w:sz w:val="22"/>
+        </w:rPr>
+        <w:t>Induction of apoptosis-related genes (CASP3, BAX).</w:t>
+      </w:r>
+    </w:p>
+    <w:p>
+      <w:pPr>
+        <w:pStyle w:val="ListBullet"/>
+        <w:spacing w:after="40"/>
+      </w:pPr>
+      <w:r>
+        <w:rPr>
+          <w:rFonts w:ascii="Calibri" w:hAnsi="Calibri"/>
+          <w:sz w:val="22"/>
+        </w:rPr>
+        <w:t>Upregulation of fibrotic markers (TGF-β signaling).</w:t>
+      </w:r>
+    </w:p>
+    <w:p>
+      <w:pPr>
+        <w:pStyle w:val="Heading3"/>
+      </w:pPr>
+      <w:r>
+        <w:t>2. Organ-Level Prediction</w:t>
+      </w:r>
+    </w:p>
+    <w:p>
+      <w:pPr>
+        <w:spacing w:after="120"/>
+      </w:pPr>
+      <w:r>
+        <w:rPr>
+          <w:rFonts w:ascii="Calibri" w:hAnsi="Calibri"/>
+          <w:b w:val="0"/>
+          <w:i w:val="0"/>
+          <w:sz w:val="22"/>
+        </w:rPr>
+        <w:t>Based on the gene expression patterns and organ-specific annotations, several organs are likely affected by this exposure:</w:t>
+      </w:r>
+    </w:p>
+    <w:p>
+      <w:pPr>
+        <w:spacing w:after="120"/>
+      </w:pPr>
+      <w:r>
+        <w:rPr>
+          <w:rFonts w:ascii="Calibri" w:hAnsi="Calibri"/>
+          <w:b w:val="0"/>
+          <w:i w:val="0"/>
+          <w:sz w:val="22"/>
+        </w:rPr>
+        <w:t>1. **Liver:**</w:t>
+      </w:r>
+    </w:p>
+    <w:p>
+      <w:pPr>
+        <w:pStyle w:val="ListBullet"/>
+        <w:spacing w:after="40"/>
+      </w:pPr>
+      <w:r>
+        <w:rPr>
+          <w:rFonts w:ascii="Calibri" w:hAnsi="Calibri"/>
+          <w:sz w:val="22"/>
+        </w:rPr>
+        <w:t>High levels of KEAP1, NFE2L2, SIRT1, HMOX1 indicate liver's role in detoxification and antioxidant defense.</w:t>
+      </w:r>
+    </w:p>
+    <w:p>
+      <w:pPr>
+        <w:pStyle w:val="ListBullet"/>
+        <w:spacing w:after="40"/>
+      </w:pPr>
+      <w:r>
+        <w:rPr>
+          <w:rFonts w:ascii="Calibri" w:hAnsi="Calibri"/>
+          <w:sz w:val="22"/>
+        </w:rPr>
+        <w:t>Upregulated IL1B, NLRP3 suggest inflammation and fibrosis.</w:t>
+      </w:r>
+    </w:p>
+    <w:p>
+      <w:pPr>
+        <w:spacing w:after="120"/>
+      </w:pPr>
+      <w:r>
+        <w:rPr>
+          <w:rFonts w:ascii="Calibri" w:hAnsi="Calibri"/>
+          <w:b w:val="0"/>
+          <w:i w:val="0"/>
+          <w:sz w:val="22"/>
+        </w:rPr>
+        <w:t>2. **Kidney:**</w:t>
+      </w:r>
+    </w:p>
+    <w:p>
+      <w:pPr>
+        <w:pStyle w:val="ListBullet"/>
+        <w:spacing w:after="40"/>
+      </w:pPr>
+      <w:r>
+        <w:rPr>
+          <w:rFonts w:ascii="Calibri" w:hAnsi="Calibri"/>
+          <w:sz w:val="22"/>
+        </w:rPr>
+        <w:t>Increased expression of NRF2 pathway genes (KEAP1, NQO1) indicates oxidative stress response.</w:t>
+      </w:r>
+    </w:p>
+    <w:p>
+      <w:pPr>
+        <w:pStyle w:val="ListBullet"/>
+        <w:spacing w:after="40"/>
+      </w:pPr>
+      <w:r>
+        <w:rPr>
+          <w:rFonts w:ascii="Calibri" w:hAnsi="Calibri"/>
+          <w:sz w:val="22"/>
+        </w:rPr>
+        <w:t>Apoptosis markers (CASP3) indicate cellular damage.</w:t>
+      </w:r>
+    </w:p>
+    <w:p>
+      <w:pPr>
+        <w:spacing w:after="120"/>
+      </w:pPr>
+      <w:r>
+        <w:rPr>
+          <w:rFonts w:ascii="Calibri" w:hAnsi="Calibri"/>
+          <w:b w:val="0"/>
+          <w:i w:val="0"/>
+          <w:sz w:val="22"/>
+        </w:rPr>
+        <w:t>3. **Heart:**</w:t>
+      </w:r>
+    </w:p>
+    <w:p>
+      <w:pPr>
+        <w:pStyle w:val="ListBullet"/>
+        <w:spacing w:after="40"/>
+      </w:pPr>
+      <w:r>
+        <w:rPr>
+          <w:rFonts w:ascii="Calibri" w:hAnsi="Calibri"/>
+          <w:sz w:val="22"/>
+        </w:rPr>
+        <w:t>Upregulation of SIRT1 and TP53 suggests enhanced autophagy and DNA repair mechanisms.</w:t>
+      </w:r>
+    </w:p>
+    <w:p>
+      <w:pPr>
+        <w:pStyle w:val="ListBullet"/>
+        <w:spacing w:after="40"/>
+      </w:pPr>
+      <w:r>
+        <w:rPr>
+          <w:rFonts w:ascii="Calibri" w:hAnsi="Calibri"/>
+          <w:sz w:val="22"/>
+        </w:rPr>
+        <w:t>Inflammation markers (IL1B, NLRP3) suggest cardiac injury.</w:t>
+      </w:r>
+    </w:p>
+    <w:p>
+      <w:pPr>
+        <w:spacing w:after="120"/>
+      </w:pPr>
+      <w:r>
+        <w:rPr>
+          <w:rFonts w:ascii="Calibri" w:hAnsi="Calibri"/>
+          <w:b w:val="0"/>
+          <w:i w:val="0"/>
+          <w:sz w:val="22"/>
+        </w:rPr>
+        <w:t>4. **Lungs:**</w:t>
+      </w:r>
+    </w:p>
+    <w:p>
+      <w:pPr>
+        <w:pStyle w:val="ListBullet"/>
+        <w:spacing w:after="40"/>
+      </w:pPr>
+      <w:r>
+        <w:rPr>
+          <w:rFonts w:ascii="Calibri" w:hAnsi="Calibri"/>
+          <w:sz w:val="22"/>
+        </w:rPr>
+        <w:t>High expression of IL1B, NLRP3 indicates inflammation and potential fibrosis.</w:t>
+      </w:r>
+    </w:p>
+    <w:p>
+      <w:pPr>
+        <w:pStyle w:val="ListBullet"/>
+        <w:spacing w:after="40"/>
+      </w:pPr>
+      <w:r>
+        <w:rPr>
+          <w:rFonts w:ascii="Calibri" w:hAnsi="Calibri"/>
+          <w:sz w:val="22"/>
+        </w:rPr>
+        <w:t>Apoptosis-related genes (CASP3) indicate cellular damage.</w:t>
+      </w:r>
+    </w:p>
+    <w:p>
+      <w:pPr>
+        <w:spacing w:after="120"/>
+      </w:pPr>
+      <w:r>
+        <w:rPr>
+          <w:rFonts w:ascii="Calibri" w:hAnsi="Calibri"/>
+          <w:b w:val="0"/>
+          <w:i w:val="0"/>
+          <w:sz w:val="22"/>
+        </w:rPr>
+        <w:t>5. **Brain:**</w:t>
+      </w:r>
+    </w:p>
+    <w:p>
+      <w:pPr>
+        <w:pStyle w:val="ListBullet"/>
+        <w:spacing w:after="40"/>
+      </w:pPr>
+      <w:r>
+        <w:rPr>
+          <w:rFonts w:ascii="Calibri" w:hAnsi="Calibri"/>
+          <w:sz w:val="22"/>
+        </w:rPr>
+        <w:t>Increased NRF2 pathway activity suggests oxidative stress response in neurons.</w:t>
+      </w:r>
+    </w:p>
+    <w:p>
+      <w:pPr>
+        <w:pStyle w:val="ListBullet"/>
+        <w:spacing w:after="40"/>
+      </w:pPr>
+      <w:r>
+        <w:rPr>
+          <w:rFonts w:ascii="Calibri" w:hAnsi="Calibri"/>
+          <w:sz w:val="22"/>
+        </w:rPr>
+        <w:t>Upregulated BAX, CASP3 suggest neurodegeneration and apoptosis.</w:t>
+      </w:r>
+    </w:p>
+    <w:p>
+      <w:pPr>
+        <w:pStyle w:val="Heading3"/>
+      </w:pPr>
+      <w:r>
+        <w:t>3. Mechanism of Action</w:t>
+      </w:r>
+    </w:p>
+    <w:p>
+      <w:pPr>
+        <w:spacing w:after="120"/>
+      </w:pPr>
+      <w:r>
+        <w:rPr>
+          <w:rFonts w:ascii="Calibri" w:hAnsi="Calibri"/>
+          <w:b w:val="0"/>
+          <w:i w:val="0"/>
+          <w:sz w:val="22"/>
+        </w:rPr>
+        <w:t>#### Molecular Initiating Event</w:t>
+      </w:r>
+    </w:p>
+    <w:p>
+      <w:pPr>
+        <w:spacing w:after="120"/>
+      </w:pPr>
+      <w:r>
+        <w:rPr>
+          <w:rFonts w:ascii="Calibri" w:hAnsi="Calibri"/>
+          <w:b w:val="0"/>
+          <w:i w:val="0"/>
+          <w:sz w:val="22"/>
+        </w:rPr>
+        <w:t>The molecular initiating event (MIE) is likely the generation of reactive oxygen species (ROS), leading to oxidative stress and activation of redox-sensitive transcription factors such as NRF2.</w:t>
+      </w:r>
+    </w:p>
+    <w:p>
+      <w:pPr>
+        <w:spacing w:after="120"/>
+      </w:pPr>
+      <w:r>
+        <w:rPr>
+          <w:rFonts w:ascii="Calibri" w:hAnsi="Calibri"/>
+          <w:b w:val="0"/>
+          <w:i w:val="0"/>
+          <w:sz w:val="22"/>
+        </w:rPr>
+        <w:t>#### Key Events in Adverse Outcome Pathway</w:t>
+      </w:r>
+    </w:p>
+    <w:p>
+      <w:pPr>
+        <w:spacing w:after="120"/>
+      </w:pPr>
+      <w:r>
+        <w:rPr>
+          <w:rFonts w:ascii="Calibri" w:hAnsi="Calibri"/>
+          <w:b w:val="0"/>
+          <w:i w:val="0"/>
+          <w:sz w:val="22"/>
+        </w:rPr>
+        <w:t>1. **Oxidative Stress:**</w:t>
+      </w:r>
+    </w:p>
+    <w:p>
+      <w:pPr>
+        <w:pStyle w:val="ListBullet"/>
+        <w:spacing w:after="40"/>
+      </w:pPr>
+      <w:r>
+        <w:rPr>
+          <w:rFonts w:ascii="Calibri" w:hAnsi="Calibri"/>
+          <w:sz w:val="22"/>
+        </w:rPr>
+        <w:t>ROS production activates KEAP1-NRF2 pathway, inducing antioxidant enzymes.</w:t>
+      </w:r>
+    </w:p>
+    <w:p>
+      <w:pPr>
+        <w:spacing w:after="120"/>
+      </w:pPr>
+      <w:r>
+        <w:rPr>
+          <w:rFonts w:ascii="Calibri" w:hAnsi="Calibri"/>
+          <w:b w:val="0"/>
+          <w:i w:val="0"/>
+          <w:sz w:val="22"/>
+        </w:rPr>
+        <w:t>2. **Inflammation:**</w:t>
+      </w:r>
+    </w:p>
+    <w:p>
+      <w:pPr>
+        <w:pStyle w:val="ListBullet"/>
+        <w:spacing w:after="40"/>
+      </w:pPr>
+      <w:r>
+        <w:rPr>
+          <w:rFonts w:ascii="Calibri" w:hAnsi="Calibri"/>
+          <w:sz w:val="22"/>
+        </w:rPr>
+        <w:t>Upregulation of IL1B and NLRP3 inflammasome leads to cytokine release (IL-1β).</w:t>
+      </w:r>
+    </w:p>
+    <w:p>
+      <w:pPr>
+        <w:spacing w:after="120"/>
+      </w:pPr>
+      <w:r>
+        <w:rPr>
+          <w:rFonts w:ascii="Calibri" w:hAnsi="Calibri"/>
+          <w:b w:val="0"/>
+          <w:i w:val="0"/>
+          <w:sz w:val="22"/>
+        </w:rPr>
+        <w:t>3. **Cellular Damage:**</w:t>
+      </w:r>
+    </w:p>
+    <w:p>
+      <w:pPr>
+        <w:pStyle w:val="ListBullet"/>
+        <w:spacing w:after="40"/>
+      </w:pPr>
+      <w:r>
+        <w:rPr>
+          <w:rFonts w:ascii="Calibri" w:hAnsi="Calibri"/>
+          <w:sz w:val="22"/>
+        </w:rPr>
+        <w:t>Persistent oxidative stress overwhelms cellular defense mechanisms leading to DNA damage, mitochondrial dysfunction.</w:t>
+      </w:r>
+    </w:p>
+    <w:p>
+      <w:pPr>
+        <w:spacing w:after="120"/>
+      </w:pPr>
+      <w:r>
+        <w:rPr>
+          <w:rFonts w:ascii="Calibri" w:hAnsi="Calibri"/>
+          <w:b w:val="0"/>
+          <w:i w:val="0"/>
+          <w:sz w:val="22"/>
+        </w:rPr>
+        <w:t>4. **Apoptosis/Fibrosis:**</w:t>
+      </w:r>
+    </w:p>
+    <w:p>
+      <w:pPr>
+        <w:pStyle w:val="ListBullet"/>
+        <w:spacing w:after="40"/>
+      </w:pPr>
+      <w:r>
+        <w:rPr>
+          <w:rFonts w:ascii="Calibri" w:hAnsi="Calibri"/>
+          <w:sz w:val="22"/>
+        </w:rPr>
+        <w:t>Activation of apoptosis pathways (CASP3) and fibrotic markers (TGF-β signaling).</w:t>
+      </w:r>
+    </w:p>
+    <w:p>
+      <w:pPr>
+        <w:pStyle w:val="Heading3"/>
+      </w:pPr>
+      <w:r>
+        <w:t>4. Protective vs. Adverse Responses</w:t>
+      </w:r>
+    </w:p>
+    <w:p>
+      <w:pPr>
+        <w:spacing w:after="120"/>
+      </w:pPr>
+      <w:r>
+        <w:rPr>
+          <w:rFonts w:ascii="Calibri" w:hAnsi="Calibri"/>
+          <w:b w:val="0"/>
+          <w:i w:val="0"/>
+          <w:sz w:val="22"/>
+        </w:rPr>
+        <w:t>#### Adaptive/Protective Responses</w:t>
+      </w:r>
+    </w:p>
+    <w:p>
+      <w:pPr>
+        <w:pStyle w:val="ListBullet"/>
+        <w:spacing w:after="40"/>
+      </w:pPr>
+      <w:r>
+        <w:rPr>
+          <w:rFonts w:ascii="Calibri" w:hAnsi="Calibri"/>
+          <w:sz w:val="22"/>
+        </w:rPr>
+        <w:t>Low doses: NRF2 activation, SIRT1-mediated autophagy.</w:t>
+      </w:r>
+    </w:p>
+    <w:p>
+      <w:pPr>
+        <w:pStyle w:val="ListBullet"/>
+        <w:spacing w:after="40"/>
+      </w:pPr>
+      <w:r>
+        <w:rPr>
+          <w:rFonts w:ascii="Calibri" w:hAnsi="Calibri"/>
+          <w:sz w:val="22"/>
+        </w:rPr>
+        <w:t>Moderate doses: Enhanced antioxidant defense (HMOX1), DNA repair.</w:t>
       </w:r>
     </w:p>
     <w:p>
@@ -716,34 +1886,35 @@
           <w:rFonts w:ascii="Calibri" w:hAnsi="Calibri"/>
           <w:sz w:val="22"/>
         </w:rPr>
-        <w:t>At high doses, severe oxidative stress leads to intense activation of apoptosis pathways via BAX/BCL2.</w:t>
+        <w:t>High doses: Apoptosis (CASP3), inflammation (IL1B, NLRP3), fibrosis (TGF-β).</w:t>
       </w:r>
     </w:p>
     <w:p>
       <w:pPr>
-        <w:pStyle w:val="ListBullet"/>
-        <w:spacing w:after="40"/>
-      </w:pPr>
+        <w:spacing w:after="120"/>
+      </w:pPr>
+      <w:r>
+        <w:rPr>
+          <w:rFonts w:ascii="Calibri" w:hAnsi="Calibri"/>
+          <w:b/>
+          <w:sz w:val="22"/>
+        </w:rPr>
+        <w:t xml:space="preserve">Transition Point:: </w:t>
+      </w:r>
       <w:r>
         <w:rPr>
           <w:rFonts w:ascii="Calibri" w:hAnsi="Calibri"/>
           <w:sz w:val="22"/>
         </w:rPr>
-        <w:t>Inflammation markers like TNF and IL6 are significantly upregulated, indicating tissue damage and fibrosis.</w:t>
+        <w:t>The transition from adaptive to adverse responses likely occurs at moderate dose levels where the upregulation of pro-inflammatory and apoptotic pathways begins.</w:t>
       </w:r>
     </w:p>
     <w:p>
       <w:pPr>
-        <w:spacing w:after="120"/>
+        <w:pStyle w:val="Heading3"/>
       </w:pPr>
       <w:r>
-        <w:rPr>
-          <w:rFonts w:ascii="Calibri" w:hAnsi="Calibri"/>
-          <w:b/>
-          <w:i w:val="0"/>
-          <w:sz w:val="22"/>
-        </w:rPr>
-        <w:t>Transition Point:</w:t>
+        <w:t>5. Literature Support</w:t>
       </w:r>
     </w:p>
     <w:p>
@@ -757,15 +1928,72 @@
           <w:i w:val="0"/>
           <w:sz w:val="22"/>
         </w:rPr>
-        <w:t>The transition from adaptive/protective responses to adverse outcomes likely occurs at the moderate dose level where DNA repair mechanisms become overwhelmed, leading to significant cell cycle arrest and apoptosis induction.</w:t>
+        <w:t>#### Adaptive/Protective Responses</w:t>
       </w:r>
     </w:p>
     <w:p>
       <w:pPr>
-        <w:pStyle w:val="Heading3"/>
+        <w:pStyle w:val="ListBullet"/>
+        <w:spacing w:after="40"/>
       </w:pPr>
       <w:r>
-        <w:t>5. Literature Support</w:t>
+        <w:rPr>
+          <w:rFonts w:ascii="Calibri" w:hAnsi="Calibri"/>
+          <w:sz w:val="22"/>
+        </w:rPr>
+        <w:t>**NRF2 Antioxidant Defense:**</w:t>
+      </w:r>
+    </w:p>
+    <w:p>
+      <w:pPr>
+        <w:pStyle w:val="ListBullet"/>
+        <w:spacing w:after="40"/>
+      </w:pPr>
+      <w:r>
+        <w:rPr>
+          <w:rFonts w:ascii="Calibri" w:hAnsi="Calibri"/>
+          <w:sz w:val="22"/>
+        </w:rPr>
+        <w:t>"The KEAP1-NRF2 System: a Thiol-Based Sensor-Effector Apparatus for Maintaining Redox Homeostasis." (2018)</w:t>
+      </w:r>
+    </w:p>
+    <w:p>
+      <w:pPr>
+        <w:pStyle w:val="ListBullet"/>
+        <w:spacing w:after="40"/>
+      </w:pPr>
+      <w:r>
+        <w:rPr>
+          <w:rFonts w:ascii="Calibri" w:hAnsi="Calibri"/>
+          <w:sz w:val="22"/>
+        </w:rPr>
+        <w:t>"An Overview of Nrf2–Keap1 signaling pathway in cancer" (2013)</w:t>
+      </w:r>
+    </w:p>
+    <w:p>
+      <w:pPr>
+        <w:pStyle w:val="ListBullet"/>
+        <w:spacing w:after="40"/>
+      </w:pPr>
+      <w:r>
+        <w:rPr>
+          <w:rFonts w:ascii="Calibri" w:hAnsi="Calibri"/>
+          <w:sz w:val="22"/>
+        </w:rPr>
+        <w:t>**SIRT1-mediated Autophagy:**</w:t>
+      </w:r>
+    </w:p>
+    <w:p>
+      <w:pPr>
+        <w:pStyle w:val="ListBullet"/>
+        <w:spacing w:after="40"/>
+      </w:pPr>
+      <w:r>
+        <w:rPr>
+          <w:rFonts w:ascii="Calibri" w:hAnsi="Calibri"/>
+          <w:sz w:val="22"/>
+        </w:rPr>
+        <w:t>"Nucleocytoplasmic Shuttling of the NAD+-dependent Histone Deacetylase SIRT1*" (2007)</w:t>
       </w:r>
     </w:p>
     <w:p>
@@ -779,7 +2007,7 @@
           <w:i w:val="0"/>
           <w:sz w:val="22"/>
         </w:rPr>
-        <w:t>#### Major Conclusions</w:t>
+        <w:t>#### Damage Indicating Responses</w:t>
       </w:r>
     </w:p>
     <w:p>
@@ -792,7 +2020,7 @@
           <w:rFonts w:ascii="Calibri" w:hAnsi="Calibri"/>
           <w:sz w:val="22"/>
         </w:rPr>
-        <w:t>**Oxidative Stress Response:** Hesperetin study (2021) supports NRF2 activation for antioxidant defense.</w:t>
+        <w:t>**Inflammation and Fibrosis:**</w:t>
       </w:r>
     </w:p>
     <w:p>
@@ -805,47 +2033,7 @@
           <w:rFonts w:ascii="Calibri" w:hAnsi="Calibri"/>
           <w:sz w:val="22"/>
         </w:rPr>
-        <w:t>**DNA Repair Mechanisms:** p53 attenuation of hepatotoxicity via DNA repair mechanisms (2018).</w:t>
-      </w:r>
-    </w:p>
-    <w:p>
-      <w:pPr>
-        <w:pStyle w:val="ListBullet"/>
-        <w:spacing w:after="40"/>
-      </w:pPr>
-      <w:r>
-        <w:rPr>
-          <w:rFonts w:ascii="Calibri" w:hAnsi="Calibri"/>
-          <w:sz w:val="22"/>
-        </w:rPr>
-        <w:t>**Inflammation and Apoptosis:** Cadmium-induced toxicity studies highlight NF-κB and BAX/BCL2 pathways in inflammation and apoptosis.</w:t>
-      </w:r>
-    </w:p>
-    <w:p>
-      <w:pPr>
-        <w:spacing w:after="120"/>
-      </w:pPr>
-      <w:r>
-        <w:rPr>
-          <w:rFonts w:ascii="Calibri" w:hAnsi="Calibri"/>
-          <w:b w:val="0"/>
-          <w:i w:val="0"/>
-          <w:sz w:val="22"/>
-        </w:rPr>
-        <w:t>#### Novel Findings</w:t>
-      </w:r>
-    </w:p>
-    <w:p>
-      <w:pPr>
-        <w:pStyle w:val="ListBullet"/>
-        <w:spacing w:after="40"/>
-      </w:pPr>
-      <w:r>
-        <w:rPr>
-          <w:rFonts w:ascii="Calibri" w:hAnsi="Calibri"/>
-          <w:sz w:val="22"/>
-        </w:rPr>
-        <w:t>The interplay between NRF2, TP53, and BAX/BCL2 pathways at different dose levels is well-supported by literature but the specific transition point from adaptive to adverse outcomes may be novel.</w:t>
+        <w:t>"Signaling pathways and targeted therapy for myocardial infarction" (2022)</w:t>
       </w:r>
     </w:p>
     <w:p>
@@ -880,7 +2068,7 @@
           <w:rFonts w:ascii="Calibri" w:hAnsi="Calibri"/>
           <w:sz w:val="22"/>
         </w:rPr>
-        <w:t>**NRF2 Pathway Activation:** Strong support from multiple studies (Hesperetin study, Cadmium-induced toxicity).</w:t>
+        <w:t>NRF2 pathway activation (KEAP1, NFE2L2)</w:t>
       </w:r>
     </w:p>
     <w:p>
@@ -893,7 +2081,20 @@
           <w:rFonts w:ascii="Calibri" w:hAnsi="Calibri"/>
           <w:sz w:val="22"/>
         </w:rPr>
-        <w:t>**TP53-Mediated DNA Repair:** Well-documented in literature (p53 attenuation of hepatotoxicity).</w:t>
+        <w:t>SIRT1-mediated autophagy</w:t>
+      </w:r>
+    </w:p>
+    <w:p>
+      <w:pPr>
+        <w:pStyle w:val="ListBullet"/>
+        <w:spacing w:after="40"/>
+      </w:pPr>
+      <w:r>
+        <w:rPr>
+          <w:rFonts w:ascii="Calibri" w:hAnsi="Calibri"/>
+          <w:sz w:val="22"/>
+        </w:rPr>
+        <w:t>HMOX1 antioxidant defense</w:t>
       </w:r>
     </w:p>
     <w:p>
@@ -920,7 +2121,20 @@
           <w:rFonts w:ascii="Calibri" w:hAnsi="Calibri"/>
           <w:sz w:val="22"/>
         </w:rPr>
-        <w:t>**NF-κB Inflammation Response:** Supported by cadmium-induced toxicity studies but less detailed at specific dose levels.</w:t>
+        <w:t>IL1B and NLRP3 inflammasome activation</w:t>
+      </w:r>
+    </w:p>
+    <w:p>
+      <w:pPr>
+        <w:pStyle w:val="ListBullet"/>
+        <w:spacing w:after="40"/>
+      </w:pPr>
+      <w:r>
+        <w:rPr>
+          <w:rFonts w:ascii="Calibri" w:hAnsi="Calibri"/>
+          <w:sz w:val="22"/>
+        </w:rPr>
+        <w:t>TGF-β signaling in fibrosis</w:t>
       </w:r>
     </w:p>
     <w:p>
@@ -947,1647 +2161,7 @@
           <w:rFonts w:ascii="Calibri" w:hAnsi="Calibri"/>
           <w:sz w:val="22"/>
         </w:rPr>
-        <w:t>**Specific Dose Transition Point:** Limited data on exact transition from adaptive to adverse outcomes.</w:t>
-      </w:r>
-    </w:p>
-    <w:p>
-      <w:pPr>
-        <w:spacing w:after="120"/>
-      </w:pPr>
-      <w:r>
-        <w:rPr>
-          <w:rFonts w:ascii="Calibri" w:hAnsi="Calibri"/>
-          <w:b w:val="0"/>
-          <w:i w:val="0"/>
-          <w:sz w:val="22"/>
-        </w:rPr>
-        <w:t>Overall, the conclusions are well-supported for major pathways and mechanisms but require further validation for precise dose-response relationships.</w:t>
-      </w:r>
-    </w:p>
-    <w:p>
-      <w:pPr>
-        <w:pStyle w:val="Heading1"/>
-      </w:pPr>
-      <w:r>
-        <w:t>Run 2 (18.7s)</w:t>
-      </w:r>
-    </w:p>
-    <w:p>
-      <w:pPr>
-        <w:pStyle w:val="Heading3"/>
-      </w:pPr>
-      <w:r>
-        <w:t>1. Biological Response Narrative</w:t>
-      </w:r>
-    </w:p>
-    <w:p>
-      <w:pPr>
-        <w:spacing w:after="120"/>
-      </w:pPr>
-      <w:r>
-        <w:rPr>
-          <w:rFonts w:ascii="Calibri" w:hAnsi="Calibri"/>
-          <w:b w:val="0"/>
-          <w:i w:val="0"/>
-          <w:sz w:val="22"/>
-        </w:rPr>
-        <w:t>#### Dose Level: Low to Moderate Exposure</w:t>
-      </w:r>
-    </w:p>
-    <w:p>
-      <w:pPr>
-        <w:spacing w:after="120"/>
-      </w:pPr>
-      <w:r>
-        <w:rPr>
-          <w:rFonts w:ascii="Calibri" w:hAnsi="Calibri"/>
-          <w:b w:val="0"/>
-          <w:i w:val="0"/>
-          <w:sz w:val="22"/>
-        </w:rPr>
-        <w:t>At low doses, the exposure activates cellular defense mechanisms and stress response pathways. Key processes include:</w:t>
-      </w:r>
-    </w:p>
-    <w:p>
-      <w:pPr>
-        <w:pStyle w:val="ListBullet"/>
-        <w:spacing w:after="40"/>
-      </w:pPr>
-      <w:r>
-        <w:rPr>
-          <w:rFonts w:ascii="Calibri" w:hAnsi="Calibri"/>
-          <w:sz w:val="22"/>
-        </w:rPr>
-        <w:t>**NRF2 Activation**: The nuclear factor erythroid 2-related factor 2 (NRF2) pathway is activated early in response to oxidative stress, leading to increased expression of antioxidant enzymes such as glutathione S-transferase (GST), glutamate-cysteine ligase catalytic subunit (GCLC), and heme oxygenase-1 (HMOX1). This helps mitigate initial oxidative damage.</w:t>
-      </w:r>
-    </w:p>
-    <w:p>
-      <w:pPr>
-        <w:pStyle w:val="ListBullet"/>
-        <w:spacing w:after="40"/>
-      </w:pPr>
-      <w:r>
-        <w:rPr>
-          <w:rFonts w:ascii="Calibri" w:hAnsi="Calibri"/>
-          <w:sz w:val="22"/>
-        </w:rPr>
-        <w:t>**DNA Repair**: Early activation of DNA repair mechanisms, possibly through TP53-mediated pathways, to address any genotoxic effects.</w:t>
-      </w:r>
-    </w:p>
-    <w:p>
-      <w:pPr>
-        <w:pStyle w:val="ListBullet"/>
-        <w:spacing w:after="40"/>
-      </w:pPr>
-      <w:r>
-        <w:rPr>
-          <w:rFonts w:ascii="Calibri" w:hAnsi="Calibri"/>
-          <w:sz w:val="22"/>
-        </w:rPr>
-        <w:t>**Inflammation Modulation**: Low-level inflammation is observed with increased expression of IL6 and TNF. However, this is likely a protective response rather than an adverse effect.</w:t>
-      </w:r>
-    </w:p>
-    <w:p>
-      <w:pPr>
-        <w:spacing w:after="120"/>
-      </w:pPr>
-      <w:r>
-        <w:rPr>
-          <w:rFonts w:ascii="Calibri" w:hAnsi="Calibri"/>
-          <w:b w:val="0"/>
-          <w:i w:val="0"/>
-          <w:sz w:val="22"/>
-        </w:rPr>
-        <w:t>#### Dose Level: Moderate to High Exposure</w:t>
-      </w:r>
-    </w:p>
-    <w:p>
-      <w:pPr>
-        <w:spacing w:after="120"/>
-      </w:pPr>
-      <w:r>
-        <w:rPr>
-          <w:rFonts w:ascii="Calibri" w:hAnsi="Calibri"/>
-          <w:b w:val="0"/>
-          <w:i w:val="0"/>
-          <w:sz w:val="22"/>
-        </w:rPr>
-        <w:t>As the dose increases, the adaptive responses become overwhelmed:</w:t>
-      </w:r>
-    </w:p>
-    <w:p>
-      <w:pPr>
-        <w:pStyle w:val="ListBullet"/>
-        <w:spacing w:after="40"/>
-      </w:pPr>
-      <w:r>
-        <w:rPr>
-          <w:rFonts w:ascii="Calibri" w:hAnsi="Calibri"/>
-          <w:sz w:val="22"/>
-        </w:rPr>
-        <w:t>**Oxidative Stress Increase**: Further activation of NRF2 pathways but also signs of oxidative stress exceeding cellular defense capabilities (e.g., increased expression of CAT and GPX1).</w:t>
-      </w:r>
-    </w:p>
-    <w:p>
-      <w:pPr>
-        <w:pStyle w:val="ListBullet"/>
-        <w:spacing w:after="40"/>
-      </w:pPr>
-      <w:r>
-        <w:rPr>
-          <w:rFonts w:ascii="Calibri" w:hAnsi="Calibri"/>
-          <w:sz w:val="22"/>
-        </w:rPr>
-        <w:t>**Apoptosis Induction**: TP53-mediated apoptosis becomes more prominent. Increased BAX/BCL2 ratio leads to caspase-3 activation, indicating programmed cell death.</w:t>
-      </w:r>
-    </w:p>
-    <w:p>
-      <w:pPr>
-        <w:pStyle w:val="ListBullet"/>
-        <w:spacing w:after="40"/>
-      </w:pPr>
-      <w:r>
-        <w:rPr>
-          <w:rFonts w:ascii="Calibri" w:hAnsi="Calibri"/>
-          <w:sz w:val="22"/>
-        </w:rPr>
-        <w:t>**Inflammation Intensification**: Higher levels of IL6 and TNF indicate a shift from protective inflammation to chronic inflammatory responses that may contribute to tissue damage.</w:t>
-      </w:r>
-    </w:p>
-    <w:p>
-      <w:pPr>
-        <w:spacing w:after="120"/>
-      </w:pPr>
-      <w:r>
-        <w:rPr>
-          <w:rFonts w:ascii="Calibri" w:hAnsi="Calibri"/>
-          <w:b w:val="0"/>
-          <w:i w:val="0"/>
-          <w:sz w:val="22"/>
-        </w:rPr>
-        <w:t>#### Dose Level: High Exposure</w:t>
-      </w:r>
-    </w:p>
-    <w:p>
-      <w:pPr>
-        <w:spacing w:after="120"/>
-      </w:pPr>
-      <w:r>
-        <w:rPr>
-          <w:rFonts w:ascii="Calibri" w:hAnsi="Calibri"/>
-          <w:b w:val="0"/>
-          <w:i w:val="0"/>
-          <w:sz w:val="22"/>
-        </w:rPr>
-        <w:t>At high doses:</w:t>
-      </w:r>
-    </w:p>
-    <w:p>
-      <w:pPr>
-        <w:pStyle w:val="ListBullet"/>
-        <w:spacing w:after="40"/>
-      </w:pPr>
-      <w:r>
-        <w:rPr>
-          <w:rFonts w:ascii="Calibri" w:hAnsi="Calibri"/>
-          <w:sz w:val="22"/>
-        </w:rPr>
-        <w:t>**Cell Death Dominance**: Apoptosis pathways are fully activated, with significant upregulation of BAX, CASP3, and other apoptotic markers.</w:t>
-      </w:r>
-    </w:p>
-    <w:p>
-      <w:pPr>
-        <w:pStyle w:val="ListBullet"/>
-        <w:spacing w:after="40"/>
-      </w:pPr>
-      <w:r>
-        <w:rPr>
-          <w:rFonts w:ascii="Calibri" w:hAnsi="Calibri"/>
-          <w:sz w:val="22"/>
-        </w:rPr>
-        <w:t>**Fibrosis Initiation**: Chronic inflammation leads to fibrotic changes in tissues. Increased expression of collagen-related genes (e.g., COL1A1) suggests tissue remodeling and scarring.</w:t>
-      </w:r>
-    </w:p>
-    <w:p>
-      <w:pPr>
-        <w:pStyle w:val="Heading3"/>
-      </w:pPr>
-      <w:r>
-        <w:t>2. Organ-Level Prediction</w:t>
-      </w:r>
-    </w:p>
-    <w:p>
-      <w:pPr>
-        <w:spacing w:after="120"/>
-      </w:pPr>
-      <w:r>
-        <w:rPr>
-          <w:rFonts w:ascii="Calibri" w:hAnsi="Calibri"/>
-          <w:b w:val="0"/>
-          <w:i w:val="0"/>
-          <w:sz w:val="22"/>
-        </w:rPr>
-        <w:t>#### Most Affected Organs</w:t>
-      </w:r>
-    </w:p>
-    <w:p>
-      <w:pPr>
-        <w:spacing w:after="120"/>
-      </w:pPr>
-      <w:r>
-        <w:rPr>
-          <w:rFonts w:ascii="Calibri" w:hAnsi="Calibri"/>
-          <w:b w:val="0"/>
-          <w:i w:val="0"/>
-          <w:sz w:val="22"/>
-        </w:rPr>
-        <w:t>Based on gene expression patterns, organ-specific annotations, and literature evidence, the liver and kidneys are most likely affected by this exposure:</w:t>
-      </w:r>
-    </w:p>
-    <w:p>
-      <w:pPr>
-        <w:pStyle w:val="ListBullet"/>
-        <w:spacing w:after="40"/>
-      </w:pPr>
-      <w:r>
-        <w:rPr>
-          <w:rFonts w:ascii="Calibri" w:hAnsi="Calibri"/>
-          <w:sz w:val="22"/>
-        </w:rPr>
-        <w:t>**Liver**: High expression of NRF2 pathway genes (e.g., NQO1, GCLC), oxidative stress markers (CAT, GPX1), and inflammation-related genes (IL6, TNF) indicate significant hepatotoxicity.</w:t>
-      </w:r>
-    </w:p>
-    <w:p>
-      <w:pPr>
-        <w:pStyle w:val="ListBullet"/>
-        <w:spacing w:after="40"/>
-      </w:pPr>
-      <w:r>
-        <w:rPr>
-          <w:rFonts w:ascii="Calibri" w:hAnsi="Calibri"/>
-          <w:sz w:val="22"/>
-        </w:rPr>
-        <w:t>**Kidneys**: Similar to the liver, but with additional focus on VEGFA pathways indicating potential nephrotoxic effects.</w:t>
-      </w:r>
-    </w:p>
-    <w:p>
-      <w:pPr>
-        <w:pStyle w:val="Heading3"/>
-      </w:pPr>
-      <w:r>
-        <w:t>7. Mechanism of Action</w:t>
-      </w:r>
-    </w:p>
-    <w:p>
-      <w:pPr>
-        <w:spacing w:after="120"/>
-      </w:pPr>
-      <w:r>
-        <w:rPr>
-          <w:rFonts w:ascii="Calibri" w:hAnsi="Calibri"/>
-          <w:b w:val="0"/>
-          <w:i w:val="0"/>
-          <w:sz w:val="22"/>
-        </w:rPr>
-        <w:t>#### Molecular Initiating Event</w:t>
-      </w:r>
-    </w:p>
-    <w:p>
-      <w:pPr>
-        <w:spacing w:after="120"/>
-      </w:pPr>
-      <w:r>
-        <w:rPr>
-          <w:rFonts w:ascii="Calibri" w:hAnsi="Calibri"/>
-          <w:b w:val="0"/>
-          <w:i w:val="0"/>
-          <w:sz w:val="22"/>
-        </w:rPr>
-        <w:t>The likely molecular initiating event is oxidative stress induction due to exposure to a reactive chemical or heavy metal that disrupts cellular redox balance.</w:t>
-      </w:r>
-    </w:p>
-    <w:p>
-      <w:pPr>
-        <w:spacing w:after="120"/>
-      </w:pPr>
-      <w:r>
-        <w:rPr>
-          <w:rFonts w:ascii="Calibri" w:hAnsi="Calibri"/>
-          <w:b w:val="0"/>
-          <w:i w:val="0"/>
-          <w:sz w:val="22"/>
-        </w:rPr>
-        <w:t>#### Key Events in Adverse Outcome Pathway</w:t>
-      </w:r>
-    </w:p>
-    <w:p>
-      <w:pPr>
-        <w:spacing w:after="120"/>
-      </w:pPr>
-      <w:r>
-        <w:rPr>
-          <w:rFonts w:ascii="Calibri" w:hAnsi="Calibri"/>
-          <w:b w:val="0"/>
-          <w:i w:val="0"/>
-          <w:sz w:val="22"/>
-        </w:rPr>
-        <w:t>1. **Oxidative Stress**: Initial increase in ROS levels activates NRF2, leading to antioxidant enzyme upregulation.</w:t>
-      </w:r>
-    </w:p>
-    <w:p>
-      <w:pPr>
-        <w:spacing w:after="120"/>
-      </w:pPr>
-      <w:r>
-        <w:rPr>
-          <w:rFonts w:ascii="Calibri" w:hAnsi="Calibri"/>
-          <w:b w:val="0"/>
-          <w:i w:val="0"/>
-          <w:sz w:val="22"/>
-        </w:rPr>
-        <w:t>2. **DNA Damage and Repair**: TP53-mediated DNA repair pathways are activated but may become overwhelmed at higher doses.</w:t>
-      </w:r>
-    </w:p>
-    <w:p>
-      <w:pPr>
-        <w:spacing w:after="120"/>
-      </w:pPr>
-      <w:r>
-        <w:rPr>
-          <w:rFonts w:ascii="Calibri" w:hAnsi="Calibri"/>
-          <w:b w:val="0"/>
-          <w:i w:val="0"/>
-          <w:sz w:val="22"/>
-        </w:rPr>
-        <w:t>3. **Inflammation**: Low-level inflammation is initially protective but intensifies with dose, contributing to tissue damage.</w:t>
-      </w:r>
-    </w:p>
-    <w:p>
-      <w:pPr>
-        <w:spacing w:after="120"/>
-      </w:pPr>
-      <w:r>
-        <w:rPr>
-          <w:rFonts w:ascii="Calibri" w:hAnsi="Calibri"/>
-          <w:b w:val="0"/>
-          <w:i w:val="0"/>
-          <w:sz w:val="22"/>
-        </w:rPr>
-        <w:t>4. **Apoptosis**: At high doses, apoptosis becomes the dominant response as cells cannot cope with oxidative stress and DNA damage.</w:t>
-      </w:r>
-    </w:p>
-    <w:p>
-      <w:pPr>
-        <w:pStyle w:val="Heading3"/>
-      </w:pPr>
-      <w:r>
-        <w:t>8. Protective vs. Adverse Responses</w:t>
-      </w:r>
-    </w:p>
-    <w:p>
-      <w:pPr>
-        <w:spacing w:after="120"/>
-      </w:pPr>
-      <w:r>
-        <w:rPr>
-          <w:rFonts w:ascii="Calibri" w:hAnsi="Calibri"/>
-          <w:b w:val="0"/>
-          <w:i w:val="0"/>
-          <w:sz w:val="22"/>
-        </w:rPr>
-        <w:t>#### Adaptive/Protective Responses</w:t>
-      </w:r>
-    </w:p>
-    <w:p>
-      <w:pPr>
-        <w:pStyle w:val="ListBullet"/>
-        <w:spacing w:after="40"/>
-      </w:pPr>
-      <w:r>
-        <w:rPr>
-          <w:rFonts w:ascii="Calibri" w:hAnsi="Calibri"/>
-          <w:sz w:val="22"/>
-        </w:rPr>
-        <w:t>**NRF2 Activation**: Early antioxidant defense mechanisms (e.g., GCLC, GPX1).</w:t>
-      </w:r>
-    </w:p>
-    <w:p>
-      <w:pPr>
-        <w:pStyle w:val="ListBullet"/>
-        <w:spacing w:after="40"/>
-      </w:pPr>
-      <w:r>
-        <w:rPr>
-          <w:rFonts w:ascii="Calibri" w:hAnsi="Calibri"/>
-          <w:sz w:val="22"/>
-        </w:rPr>
-        <w:t>**DNA Repair**: TP53-mediated repair pathways.</w:t>
-      </w:r>
-    </w:p>
-    <w:p>
-      <w:pPr>
-        <w:pStyle w:val="ListBullet"/>
-        <w:spacing w:after="40"/>
-      </w:pPr>
-      <w:r>
-        <w:rPr>
-          <w:rFonts w:ascii="Calibri" w:hAnsi="Calibri"/>
-          <w:sz w:val="22"/>
-        </w:rPr>
-        <w:t>**Inflammation Modulation**: Low-level inflammation to address initial damage.</w:t>
-      </w:r>
-    </w:p>
-    <w:p>
-      <w:pPr>
-        <w:spacing w:after="120"/>
-      </w:pPr>
-      <w:r>
-        <w:rPr>
-          <w:rFonts w:ascii="Calibri" w:hAnsi="Calibri"/>
-          <w:b w:val="0"/>
-          <w:i w:val="0"/>
-          <w:sz w:val="22"/>
-        </w:rPr>
-        <w:t>#### Damage Indicating Responses</w:t>
-      </w:r>
-    </w:p>
-    <w:p>
-      <w:pPr>
-        <w:pStyle w:val="ListBullet"/>
-        <w:spacing w:after="40"/>
-      </w:pPr>
-      <w:r>
-        <w:rPr>
-          <w:rFonts w:ascii="Calibri" w:hAnsi="Calibri"/>
-          <w:sz w:val="22"/>
-        </w:rPr>
-        <w:t>**Apoptosis**: Increased BAX/BCL2 ratio and caspase activation at higher doses.</w:t>
-      </w:r>
-    </w:p>
-    <w:p>
-      <w:pPr>
-        <w:pStyle w:val="ListBullet"/>
-        <w:spacing w:after="40"/>
-      </w:pPr>
-      <w:r>
-        <w:rPr>
-          <w:rFonts w:ascii="Calibri" w:hAnsi="Calibri"/>
-          <w:sz w:val="22"/>
-        </w:rPr>
-        <w:t>**Fibrosis**: Chronic inflammation leading to tissue remodeling (e.g., COL1A1).</w:t>
-      </w:r>
-    </w:p>
-    <w:p>
-      <w:pPr>
-        <w:spacing w:after="120"/>
-      </w:pPr>
-      <w:r>
-        <w:rPr>
-          <w:rFonts w:ascii="Calibri" w:hAnsi="Calibri"/>
-          <w:b w:val="0"/>
-          <w:i w:val="0"/>
-          <w:sz w:val="22"/>
-        </w:rPr>
-        <w:t>The transition from adaptive to adverse responses likely occurs around the moderate dose level, where NRF2 pathways are still active but oxidative stress exceeds cellular defense capabilities.</w:t>
-      </w:r>
-    </w:p>
-    <w:p>
-      <w:pPr>
-        <w:pStyle w:val="Heading3"/>
-      </w:pPr>
-      <w:r>
-        <w:t>9. Literature Support</w:t>
-      </w:r>
-    </w:p>
-    <w:p>
-      <w:pPr>
-        <w:spacing w:after="120"/>
-      </w:pPr>
-      <w:r>
-        <w:rPr>
-          <w:rFonts w:ascii="Calibri" w:hAnsi="Calibri"/>
-          <w:b w:val="0"/>
-          <w:i w:val="0"/>
-          <w:sz w:val="22"/>
-        </w:rPr>
-        <w:t>#### Key Conclusions and Supporting Papers</w:t>
-      </w:r>
-    </w:p>
-    <w:p>
-      <w:pPr>
-        <w:pStyle w:val="ListBullet"/>
-        <w:spacing w:after="40"/>
-      </w:pPr>
-      <w:r>
-        <w:rPr>
-          <w:rFonts w:ascii="Calibri" w:hAnsi="Calibri"/>
-          <w:sz w:val="22"/>
-        </w:rPr>
-        <w:t>**NRF2 Activation**: Hesperetin ameliorates hepatic oxidative stress via PI3K/AKT-Nrf2 pathway (cited 331x).</w:t>
-      </w:r>
-    </w:p>
-    <w:p>
-      <w:pPr>
-        <w:pStyle w:val="ListBullet"/>
-        <w:spacing w:after="40"/>
-      </w:pPr>
-      <w:r>
-        <w:rPr>
-          <w:rFonts w:ascii="Calibri" w:hAnsi="Calibri"/>
-          <w:sz w:val="22"/>
-        </w:rPr>
-        <w:t>**DNA Repair**: p53 activation alleviates acetaminophen-induced hepatotoxicity by regulating DNA repair pathways (cited 276x).</w:t>
-      </w:r>
-    </w:p>
-    <w:p>
-      <w:pPr>
-        <w:pStyle w:val="ListBullet"/>
-        <w:spacing w:after="40"/>
-      </w:pPr>
-      <w:r>
-        <w:rPr>
-          <w:rFonts w:ascii="Calibri" w:hAnsi="Calibri"/>
-          <w:sz w:val="22"/>
-        </w:rPr>
-        <w:t>**Inflammation Modulation**: Cardiomyocyte gene programs in hypertrophy and failure involve NRF2-mediated inflammation modulation (cited 226x).</w:t>
-      </w:r>
-    </w:p>
-    <w:p>
-      <w:pPr>
-        <w:pStyle w:val="Heading3"/>
-      </w:pPr>
-      <w:r>
-        <w:t>10. Confidence Assessment</w:t>
-      </w:r>
-    </w:p>
-    <w:p>
-      <w:pPr>
-        <w:spacing w:after="120"/>
-      </w:pPr>
-      <w:r>
-        <w:rPr>
-          <w:rFonts w:ascii="Calibri" w:hAnsi="Calibri"/>
-          <w:b w:val="0"/>
-          <w:i w:val="0"/>
-          <w:sz w:val="22"/>
-        </w:rPr>
-        <w:t>#### High Confidence Conclusions</w:t>
-      </w:r>
-    </w:p>
-    <w:p>
-      <w:pPr>
-        <w:pStyle w:val="ListBullet"/>
-        <w:spacing w:after="40"/>
-      </w:pPr>
-      <w:r>
-        <w:rPr>
-          <w:rFonts w:ascii="Calibri" w:hAnsi="Calibri"/>
-          <w:sz w:val="22"/>
-        </w:rPr>
-        <w:t>**NRF2 Activation**: Strong literature support from multiple studies.</w:t>
-      </w:r>
-    </w:p>
-    <w:p>
-      <w:pPr>
-        <w:pStyle w:val="ListBullet"/>
-        <w:spacing w:after="40"/>
-      </w:pPr>
-      <w:r>
-        <w:rPr>
-          <w:rFonts w:ascii="Calibri" w:hAnsi="Calibri"/>
-          <w:sz w:val="22"/>
-        </w:rPr>
-        <w:t>**DNA Repair Mechanisms**: Consensus genes TP53 and BAX have extensive literature backing.</w:t>
-      </w:r>
-    </w:p>
-    <w:p>
-      <w:pPr>
-        <w:spacing w:after="120"/>
-      </w:pPr>
-      <w:r>
-        <w:rPr>
-          <w:rFonts w:ascii="Calibri" w:hAnsi="Calibri"/>
-          <w:b w:val="0"/>
-          <w:i w:val="0"/>
-          <w:sz w:val="22"/>
-        </w:rPr>
-        <w:t>#### Moderate Confidence Conclusions</w:t>
-      </w:r>
-    </w:p>
-    <w:p>
-      <w:pPr>
-        <w:pStyle w:val="ListBullet"/>
-        <w:spacing w:after="40"/>
-      </w:pPr>
-      <w:r>
-        <w:rPr>
-          <w:rFonts w:ascii="Calibri" w:hAnsi="Calibri"/>
-          <w:sz w:val="22"/>
-        </w:rPr>
-        <w:t>**Inflammation Modulation**: While supported by several papers, the exact role of inflammation in adaptive vs. adverse responses needs further clarification.</w:t>
-      </w:r>
-    </w:p>
-    <w:p>
-      <w:pPr>
-        <w:spacing w:after="120"/>
-      </w:pPr>
-      <w:r>
-        <w:rPr>
-          <w:rFonts w:ascii="Calibri" w:hAnsi="Calibri"/>
-          <w:b w:val="0"/>
-          <w:i w:val="0"/>
-          <w:sz w:val="22"/>
-        </w:rPr>
-        <w:t>#### Novel Findings</w:t>
-      </w:r>
-    </w:p>
-    <w:p>
-      <w:pPr>
-        <w:pStyle w:val="ListBullet"/>
-        <w:spacing w:after="40"/>
-      </w:pPr>
-      <w:r>
-        <w:rPr>
-          <w:rFonts w:ascii="Calibri" w:hAnsi="Calibri"/>
-          <w:sz w:val="22"/>
-        </w:rPr>
-        <w:t>The transition from NRF2-mediated protection to apoptosis at higher doses is a novel observation not fully covered in existing literature.</w:t>
-      </w:r>
-    </w:p>
-    <w:p>
-      <w:pPr>
-        <w:pStyle w:val="ListBullet"/>
-        <w:spacing w:after="40"/>
-      </w:pPr>
-      <w:r>
-        <w:rPr>
-          <w:rFonts w:ascii="Calibri" w:hAnsi="Calibri"/>
-          <w:sz w:val="22"/>
-        </w:rPr>
-        <w:t>Specific gene interactions (e.g., KEAP1-NRF2) and their roles in dose-dependent toxicity are areas of emerging research with limited comprehensive studies.</w:t>
-      </w:r>
-    </w:p>
-    <w:p>
-      <w:pPr>
-        <w:pStyle w:val="Heading1"/>
-      </w:pPr>
-      <w:r>
-        <w:t>Run 3 (19.1s)</w:t>
-      </w:r>
-    </w:p>
-    <w:p>
-      <w:pPr>
-        <w:pStyle w:val="Heading3"/>
-      </w:pPr>
-      <w:r>
-        <w:t>1. Biological Response Narrative</w:t>
-      </w:r>
-    </w:p>
-    <w:p>
-      <w:pPr>
-        <w:spacing w:after="120"/>
-      </w:pPr>
-      <w:r>
-        <w:rPr>
-          <w:rFonts w:ascii="Calibri" w:hAnsi="Calibri"/>
-          <w:b w:val="0"/>
-          <w:i w:val="0"/>
-          <w:sz w:val="22"/>
-        </w:rPr>
-        <w:t>#### Dose Level 0 (Control)</w:t>
-      </w:r>
-    </w:p>
-    <w:p>
-      <w:pPr>
-        <w:pStyle w:val="ListBullet"/>
-        <w:spacing w:after="40"/>
-      </w:pPr>
-      <w:r>
-        <w:rPr>
-          <w:rFonts w:ascii="Calibri" w:hAnsi="Calibri"/>
-          <w:sz w:val="22"/>
-        </w:rPr>
-        <w:t>**Biological Processes:** Baseline cellular functions, homeostasis.</w:t>
-      </w:r>
-    </w:p>
-    <w:p>
-      <w:pPr>
-        <w:pStyle w:val="ListBullet"/>
-        <w:spacing w:after="40"/>
-      </w:pPr>
-      <w:r>
-        <w:rPr>
-          <w:rFonts w:ascii="Calibri" w:hAnsi="Calibri"/>
-          <w:sz w:val="22"/>
-        </w:rPr>
-        <w:t>**Gene Expression Patterns:** No significant changes observed.</w:t>
-      </w:r>
-    </w:p>
-    <w:p>
-      <w:pPr>
-        <w:spacing w:after="120"/>
-      </w:pPr>
-      <w:r>
-        <w:rPr>
-          <w:rFonts w:ascii="Calibri" w:hAnsi="Calibri"/>
-          <w:b w:val="0"/>
-          <w:i w:val="0"/>
-          <w:sz w:val="22"/>
-        </w:rPr>
-        <w:t>#### Low Dose</w:t>
-      </w:r>
-    </w:p>
-    <w:p>
-      <w:pPr>
-        <w:pStyle w:val="ListBullet"/>
-        <w:spacing w:after="40"/>
-      </w:pPr>
-      <w:r>
-        <w:rPr>
-          <w:rFonts w:ascii="Calibri" w:hAnsi="Calibri"/>
-          <w:sz w:val="22"/>
-        </w:rPr>
-        <w:t>**Activated Processes:**</w:t>
-      </w:r>
-    </w:p>
-    <w:p>
-      <w:pPr>
-        <w:pStyle w:val="ListBullet"/>
-        <w:spacing w:after="40"/>
-      </w:pPr>
-      <w:r>
-        <w:rPr>
-          <w:rFonts w:ascii="Calibri" w:hAnsi="Calibri"/>
-          <w:sz w:val="22"/>
-        </w:rPr>
-        <w:t>NRF2 antioxidant defense pathway activation (e.g., upregulation of NQO1, GCLC).</w:t>
-      </w:r>
-    </w:p>
-    <w:p>
-      <w:pPr>
-        <w:pStyle w:val="ListBullet"/>
-        <w:spacing w:after="40"/>
-      </w:pPr>
-      <w:r>
-        <w:rPr>
-          <w:rFonts w:ascii="Calibri" w:hAnsi="Calibri"/>
-          <w:sz w:val="22"/>
-        </w:rPr>
-        <w:t>UPR and DNA repair mechanisms are mildly activated (e.g., SIRT1, TP53).</w:t>
-      </w:r>
-    </w:p>
-    <w:p>
-      <w:pPr>
-        <w:pStyle w:val="ListBullet"/>
-        <w:spacing w:after="40"/>
-      </w:pPr>
-      <w:r>
-        <w:rPr>
-          <w:rFonts w:ascii="Calibri" w:hAnsi="Calibri"/>
-          <w:sz w:val="22"/>
-        </w:rPr>
-        <w:t>**Suppressed Processes:** Minimal inflammation or apoptosis.</w:t>
-      </w:r>
-    </w:p>
-    <w:p>
-      <w:pPr>
-        <w:spacing w:after="120"/>
-      </w:pPr>
-      <w:r>
-        <w:rPr>
-          <w:rFonts w:ascii="Calibri" w:hAnsi="Calibri"/>
-          <w:b w:val="0"/>
-          <w:i w:val="0"/>
-          <w:sz w:val="22"/>
-        </w:rPr>
-        <w:t>#### Medium Dose</w:t>
-      </w:r>
-    </w:p>
-    <w:p>
-      <w:pPr>
-        <w:pStyle w:val="ListBullet"/>
-        <w:spacing w:after="40"/>
-      </w:pPr>
-      <w:r>
-        <w:rPr>
-          <w:rFonts w:ascii="Calibri" w:hAnsi="Calibri"/>
-          <w:sz w:val="22"/>
-        </w:rPr>
-        <w:t>**Activated Processes:**</w:t>
-      </w:r>
-    </w:p>
-    <w:p>
-      <w:pPr>
-        <w:pStyle w:val="ListBullet"/>
-        <w:spacing w:after="40"/>
-      </w:pPr>
-      <w:r>
-        <w:rPr>
-          <w:rFonts w:ascii="Calibri" w:hAnsi="Calibri"/>
-          <w:sz w:val="22"/>
-        </w:rPr>
-        <w:t>Continued activation of NRF2 antioxidant defense pathway.</w:t>
-      </w:r>
-    </w:p>
-    <w:p>
-      <w:pPr>
-        <w:pStyle w:val="ListBullet"/>
-        <w:spacing w:after="40"/>
-      </w:pPr>
-      <w:r>
-        <w:rPr>
-          <w:rFonts w:ascii="Calibri" w:hAnsi="Calibri"/>
-          <w:sz w:val="22"/>
-        </w:rPr>
-        <w:t>Enhanced UPR and DNA repair mechanisms (SIRT1, TP53).</w:t>
-      </w:r>
-    </w:p>
-    <w:p>
-      <w:pPr>
-        <w:pStyle w:val="ListBullet"/>
-        <w:spacing w:after="40"/>
-      </w:pPr>
-      <w:r>
-        <w:rPr>
-          <w:rFonts w:ascii="Calibri" w:hAnsi="Calibri"/>
-          <w:sz w:val="22"/>
-        </w:rPr>
-        <w:t>Mild induction of inflammatory responses (IL6, TNF).</w:t>
-      </w:r>
-    </w:p>
-    <w:p>
-      <w:pPr>
-        <w:pStyle w:val="ListBullet"/>
-        <w:spacing w:after="40"/>
-      </w:pPr>
-      <w:r>
-        <w:rPr>
-          <w:rFonts w:ascii="Calibri" w:hAnsi="Calibri"/>
-          <w:sz w:val="22"/>
-        </w:rPr>
-        <w:t>**Suppressed Processes:** Reduced cellular proliferation and metabolic activity.</w:t>
-      </w:r>
-    </w:p>
-    <w:p>
-      <w:pPr>
-        <w:spacing w:after="120"/>
-      </w:pPr>
-      <w:r>
-        <w:rPr>
-          <w:rFonts w:ascii="Calibri" w:hAnsi="Calibri"/>
-          <w:b w:val="0"/>
-          <w:i w:val="0"/>
-          <w:sz w:val="22"/>
-        </w:rPr>
-        <w:t>#### High Dose</w:t>
-      </w:r>
-    </w:p>
-    <w:p>
-      <w:pPr>
-        <w:pStyle w:val="ListBullet"/>
-        <w:spacing w:after="40"/>
-      </w:pPr>
-      <w:r>
-        <w:rPr>
-          <w:rFonts w:ascii="Calibri" w:hAnsi="Calibri"/>
-          <w:sz w:val="22"/>
-        </w:rPr>
-        <w:t>**Activated Processes:**</w:t>
-      </w:r>
-    </w:p>
-    <w:p>
-      <w:pPr>
-        <w:pStyle w:val="ListBullet"/>
-        <w:spacing w:after="40"/>
-      </w:pPr>
-      <w:r>
-        <w:rPr>
-          <w:rFonts w:ascii="Calibri" w:hAnsi="Calibri"/>
-          <w:sz w:val="22"/>
-        </w:rPr>
-        <w:t>Persistent activation of NRF2 antioxidant defense pathway.</w:t>
-      </w:r>
-    </w:p>
-    <w:p>
-      <w:pPr>
-        <w:pStyle w:val="ListBullet"/>
-        <w:spacing w:after="40"/>
-      </w:pPr>
-      <w:r>
-        <w:rPr>
-          <w:rFonts w:ascii="Calibri" w:hAnsi="Calibri"/>
-          <w:sz w:val="22"/>
-        </w:rPr>
-        <w:t>Significant UPR and DNA repair mechanisms (SIRT1, TP53).</w:t>
-      </w:r>
-    </w:p>
-    <w:p>
-      <w:pPr>
-        <w:pStyle w:val="ListBullet"/>
-        <w:spacing w:after="40"/>
-      </w:pPr>
-      <w:r>
-        <w:rPr>
-          <w:rFonts w:ascii="Calibri" w:hAnsi="Calibri"/>
-          <w:sz w:val="22"/>
-        </w:rPr>
-        <w:t>Strong induction of inflammatory responses (IL6, TNF).</w:t>
-      </w:r>
-    </w:p>
-    <w:p>
-      <w:pPr>
-        <w:pStyle w:val="ListBullet"/>
-        <w:spacing w:after="40"/>
-      </w:pPr>
-      <w:r>
-        <w:rPr>
-          <w:rFonts w:ascii="Calibri" w:hAnsi="Calibri"/>
-          <w:sz w:val="22"/>
-        </w:rPr>
-        <w:t>Apoptosis pathways are activated (BAX, BCL2).</w:t>
-      </w:r>
-    </w:p>
-    <w:p>
-      <w:pPr>
-        <w:pStyle w:val="ListBullet"/>
-        <w:spacing w:after="40"/>
-      </w:pPr>
-      <w:r>
-        <w:rPr>
-          <w:rFonts w:ascii="Calibri" w:hAnsi="Calibri"/>
-          <w:sz w:val="22"/>
-        </w:rPr>
-        <w:t>**Suppressed Processes:** Severe reduction in cellular proliferation and metabolic activity.</w:t>
-      </w:r>
-    </w:p>
-    <w:p>
-      <w:pPr>
-        <w:pStyle w:val="Heading3"/>
-      </w:pPr>
-      <w:r>
-        <w:t>2. Organ-Level Prediction</w:t>
-      </w:r>
-    </w:p>
-    <w:p>
-      <w:pPr>
-        <w:spacing w:after="120"/>
-      </w:pPr>
-      <w:r>
-        <w:rPr>
-          <w:rFonts w:ascii="Calibri" w:hAnsi="Calibri"/>
-          <w:b/>
-          <w:i w:val="0"/>
-          <w:sz w:val="22"/>
-        </w:rPr>
-        <w:t>Most Affected Organs:</w:t>
-      </w:r>
-    </w:p>
-    <w:p>
-      <w:pPr>
-        <w:spacing w:after="120"/>
-      </w:pPr>
-      <w:r>
-        <w:rPr>
-          <w:rFonts w:ascii="Calibri" w:hAnsi="Calibri"/>
-          <w:b w:val="0"/>
-          <w:i w:val="0"/>
-          <w:sz w:val="22"/>
-        </w:rPr>
-        <w:t>1. **Liver:**</w:t>
-      </w:r>
-    </w:p>
-    <w:p>
-      <w:pPr>
-        <w:pStyle w:val="ListBullet"/>
-        <w:spacing w:after="40"/>
-      </w:pPr>
-      <w:r>
-        <w:rPr>
-          <w:rFonts w:ascii="Calibri" w:hAnsi="Calibri"/>
-          <w:sz w:val="22"/>
-        </w:rPr>
-        <w:t>**Reasoning:** High expression of genes like NQO1, GCLC, HMOX1, SOD1, GPX1, CAT suggests oxidative stress and inflammation.</w:t>
-      </w:r>
-    </w:p>
-    <w:p>
-      <w:pPr>
-        <w:pStyle w:val="ListBullet"/>
-        <w:spacing w:after="40"/>
-      </w:pPr>
-      <w:r>
-        <w:rPr>
-          <w:rFonts w:ascii="Calibri" w:hAnsi="Calibri"/>
-          <w:sz w:val="22"/>
-        </w:rPr>
-        <w:t>**Literature Support:** Studies show liver-specific toxicity markers (e.g., doxorubicin-induced hepatotoxicity) involve these pathways.</w:t>
-      </w:r>
-    </w:p>
-    <w:p>
-      <w:pPr>
-        <w:spacing w:after="120"/>
-      </w:pPr>
-      <w:r>
-        <w:rPr>
-          <w:rFonts w:ascii="Calibri" w:hAnsi="Calibri"/>
-          <w:b w:val="0"/>
-          <w:i w:val="0"/>
-          <w:sz w:val="22"/>
-        </w:rPr>
-        <w:t>2. **Kidney:**</w:t>
-      </w:r>
-    </w:p>
-    <w:p>
-      <w:pPr>
-        <w:pStyle w:val="ListBullet"/>
-        <w:spacing w:after="40"/>
-      </w:pPr>
-      <w:r>
-        <w:rPr>
-          <w:rFonts w:ascii="Calibri" w:hAnsi="Calibri"/>
-          <w:sz w:val="22"/>
-        </w:rPr>
-        <w:t>**Reasoning:** Genes like VEGFA, PPARA indicate vascular endothelial growth factor signaling and lipid metabolism perturbations.</w:t>
-      </w:r>
-    </w:p>
-    <w:p>
-      <w:pPr>
-        <w:pStyle w:val="ListBullet"/>
-        <w:spacing w:after="40"/>
-      </w:pPr>
-      <w:r>
-        <w:rPr>
-          <w:rFonts w:ascii="Calibri" w:hAnsi="Calibri"/>
-          <w:sz w:val="22"/>
-        </w:rPr>
-        <w:t>**Literature Support:** Cadmium-induced nephrotoxicity studies highlight similar gene expression patterns.</w:t>
-      </w:r>
-    </w:p>
-    <w:p>
-      <w:pPr>
-        <w:spacing w:after="120"/>
-      </w:pPr>
-      <w:r>
-        <w:rPr>
-          <w:rFonts w:ascii="Calibri" w:hAnsi="Calibri"/>
-          <w:b w:val="0"/>
-          <w:i w:val="0"/>
-          <w:sz w:val="22"/>
-        </w:rPr>
-        <w:t>3. **Heart:**</w:t>
-      </w:r>
-    </w:p>
-    <w:p>
-      <w:pPr>
-        <w:pStyle w:val="ListBullet"/>
-        <w:spacing w:after="40"/>
-      </w:pPr>
-      <w:r>
-        <w:rPr>
-          <w:rFonts w:ascii="Calibri" w:hAnsi="Calibri"/>
-          <w:sz w:val="22"/>
-        </w:rPr>
-        <w:t>**Reasoning:** Activation of NFKB1, SIRT1, TP53 suggests oxidative stress and inflammation leading to cardiac damage.</w:t>
-      </w:r>
-    </w:p>
-    <w:p>
-      <w:pPr>
-        <w:pStyle w:val="ListBullet"/>
-        <w:spacing w:after="40"/>
-      </w:pPr>
-      <w:r>
-        <w:rPr>
-          <w:rFonts w:ascii="Calibri" w:hAnsi="Calibri"/>
-          <w:sz w:val="22"/>
-        </w:rPr>
-        <w:t>**Literature Support:** Cardiotoxicity studies involving doxorubicin show similar pathways are involved.</w:t>
-      </w:r>
-    </w:p>
-    <w:p>
-      <w:pPr>
-        <w:spacing w:after="120"/>
-      </w:pPr>
-      <w:r>
-        <w:rPr>
-          <w:rFonts w:ascii="Calibri" w:hAnsi="Calibri"/>
-          <w:b w:val="0"/>
-          <w:i w:val="0"/>
-          <w:sz w:val="22"/>
-        </w:rPr>
-        <w:t>4. **Brain:**</w:t>
-      </w:r>
-    </w:p>
-    <w:p>
-      <w:pPr>
-        <w:pStyle w:val="ListBullet"/>
-        <w:spacing w:after="40"/>
-      </w:pPr>
-      <w:r>
-        <w:rPr>
-          <w:rFonts w:ascii="Calibri" w:hAnsi="Calibri"/>
-          <w:sz w:val="22"/>
-        </w:rPr>
-        <w:t>**Reasoning:** Genes like BAX, TP53 indicate neuronal apoptosis and neurodegeneration.</w:t>
-      </w:r>
-    </w:p>
-    <w:p>
-      <w:pPr>
-        <w:pStyle w:val="ListBullet"/>
-        <w:spacing w:after="40"/>
-      </w:pPr>
-      <w:r>
-        <w:rPr>
-          <w:rFonts w:ascii="Calibri" w:hAnsi="Calibri"/>
-          <w:sz w:val="22"/>
-        </w:rPr>
-        <w:t>**Literature Support:** Amyloid β peptide-induced toxicity in neurons involves these pathways.</w:t>
-      </w:r>
-    </w:p>
-    <w:p>
-      <w:pPr>
-        <w:pStyle w:val="Heading3"/>
-      </w:pPr>
-      <w:r>
-        <w:t>3. Mechanism of Action</w:t>
-      </w:r>
-    </w:p>
-    <w:p>
-      <w:pPr>
-        <w:spacing w:after="120"/>
-      </w:pPr>
-      <w:r>
-        <w:rPr>
-          <w:rFonts w:ascii="Calibri" w:hAnsi="Calibri"/>
-          <w:b/>
-          <w:i w:val="0"/>
-          <w:sz w:val="22"/>
-        </w:rPr>
-        <w:t>Molecular Initiating Event (MIE):</w:t>
-      </w:r>
-    </w:p>
-    <w:p>
-      <w:pPr>
-        <w:pStyle w:val="ListBullet"/>
-        <w:spacing w:after="40"/>
-      </w:pPr>
-      <w:r>
-        <w:rPr>
-          <w:rFonts w:ascii="Calibri" w:hAnsi="Calibri"/>
-          <w:sz w:val="22"/>
-        </w:rPr>
-        <w:t>Exposure to a toxicant leads to oxidative stress and disruption of cellular redox balance, activating the NRF2 pathway.</w:t>
-      </w:r>
-    </w:p>
-    <w:p>
-      <w:pPr>
-        <w:spacing w:after="120"/>
-      </w:pPr>
-      <w:r>
-        <w:rPr>
-          <w:rFonts w:ascii="Calibri" w:hAnsi="Calibri"/>
-          <w:b/>
-          <w:i w:val="0"/>
-          <w:sz w:val="22"/>
-        </w:rPr>
-        <w:t>Key Events:</w:t>
-      </w:r>
-    </w:p>
-    <w:p>
-      <w:pPr>
-        <w:spacing w:after="120"/>
-      </w:pPr>
-      <w:r>
-        <w:rPr>
-          <w:rFonts w:ascii="Calibri" w:hAnsi="Calibri"/>
-          <w:b w:val="0"/>
-          <w:i w:val="0"/>
-          <w:sz w:val="22"/>
-        </w:rPr>
-        <w:t>1. **NRF2 Pathway Activation:**</w:t>
-      </w:r>
-    </w:p>
-    <w:p>
-      <w:pPr>
-        <w:pStyle w:val="ListBullet"/>
-        <w:spacing w:after="40"/>
-      </w:pPr>
-      <w:r>
-        <w:rPr>
-          <w:rFonts w:ascii="Calibri" w:hAnsi="Calibri"/>
-          <w:sz w:val="22"/>
-        </w:rPr>
-        <w:t>Upregulation of antioxidant genes like NQO1, GCLC, HMOX1.</w:t>
-      </w:r>
-    </w:p>
-    <w:p>
-      <w:pPr>
-        <w:spacing w:after="120"/>
-      </w:pPr>
-      <w:r>
-        <w:rPr>
-          <w:rFonts w:ascii="Calibri" w:hAnsi="Calibri"/>
-          <w:b w:val="0"/>
-          <w:i w:val="0"/>
-          <w:sz w:val="22"/>
-        </w:rPr>
-        <w:t>2. **DNA Damage Response (DDR):**</w:t>
-      </w:r>
-    </w:p>
-    <w:p>
-      <w:pPr>
-        <w:pStyle w:val="ListBullet"/>
-        <w:spacing w:after="40"/>
-      </w:pPr>
-      <w:r>
-        <w:rPr>
-          <w:rFonts w:ascii="Calibri" w:hAnsi="Calibri"/>
-          <w:sz w:val="22"/>
-        </w:rPr>
-        <w:t>Activation of SIRT1 and TP53 pathways for DNA repair.</w:t>
-      </w:r>
-    </w:p>
-    <w:p>
-      <w:pPr>
-        <w:spacing w:after="120"/>
-      </w:pPr>
-      <w:r>
-        <w:rPr>
-          <w:rFonts w:ascii="Calibri" w:hAnsi="Calibri"/>
-          <w:b w:val="0"/>
-          <w:i w:val="0"/>
-          <w:sz w:val="22"/>
-        </w:rPr>
-        <w:t>3. **Inflammation:**</w:t>
-      </w:r>
-    </w:p>
-    <w:p>
-      <w:pPr>
-        <w:pStyle w:val="ListBullet"/>
-        <w:spacing w:after="40"/>
-      </w:pPr>
-      <w:r>
-        <w:rPr>
-          <w:rFonts w:ascii="Calibri" w:hAnsi="Calibri"/>
-          <w:sz w:val="22"/>
-        </w:rPr>
-        <w:t>Induction of inflammatory cytokines like IL6 and TNF.</w:t>
-      </w:r>
-    </w:p>
-    <w:p>
-      <w:pPr>
-        <w:spacing w:after="120"/>
-      </w:pPr>
-      <w:r>
-        <w:rPr>
-          <w:rFonts w:ascii="Calibri" w:hAnsi="Calibri"/>
-          <w:b w:val="0"/>
-          <w:i w:val="0"/>
-          <w:sz w:val="22"/>
-        </w:rPr>
-        <w:t>4. **Apoptosis:**</w:t>
-      </w:r>
-    </w:p>
-    <w:p>
-      <w:pPr>
-        <w:pStyle w:val="ListBullet"/>
-        <w:spacing w:after="40"/>
-      </w:pPr>
-      <w:r>
-        <w:rPr>
-          <w:rFonts w:ascii="Calibri" w:hAnsi="Calibri"/>
-          <w:sz w:val="22"/>
-        </w:rPr>
-        <w:t>Upregulation of BAX, BCL2 leading to cell death.</w:t>
-      </w:r>
-    </w:p>
-    <w:p>
-      <w:pPr>
-        <w:pStyle w:val="Heading3"/>
-      </w:pPr>
-      <w:r>
-        <w:t>4. Protective vs. Adverse Responses</w:t>
-      </w:r>
-    </w:p>
-    <w:p>
-      <w:pPr>
-        <w:spacing w:after="120"/>
-      </w:pPr>
-      <w:r>
-        <w:rPr>
-          <w:rFonts w:ascii="Calibri" w:hAnsi="Calibri"/>
-          <w:b/>
-          <w:i w:val="0"/>
-          <w:sz w:val="22"/>
-        </w:rPr>
-        <w:t>Adaptive/Protective Responses (Low Dose):</w:t>
-      </w:r>
-    </w:p>
-    <w:p>
-      <w:pPr>
-        <w:pStyle w:val="ListBullet"/>
-        <w:spacing w:after="40"/>
-      </w:pPr>
-      <w:r>
-        <w:rPr>
-          <w:rFonts w:ascii="Calibri" w:hAnsi="Calibri"/>
-          <w:sz w:val="22"/>
-        </w:rPr>
-        <w:t>NRF2 antioxidant defense pathway activation.</w:t>
-      </w:r>
-    </w:p>
-    <w:p>
-      <w:pPr>
-        <w:pStyle w:val="ListBullet"/>
-        <w:spacing w:after="40"/>
-      </w:pPr>
-      <w:r>
-        <w:rPr>
-          <w:rFonts w:ascii="Calibri" w:hAnsi="Calibri"/>
-          <w:sz w:val="22"/>
-        </w:rPr>
-        <w:t>Mild UPR and DNA repair mechanisms.</w:t>
-      </w:r>
-    </w:p>
-    <w:p>
-      <w:pPr>
-        <w:spacing w:after="120"/>
-      </w:pPr>
-      <w:r>
-        <w:rPr>
-          <w:rFonts w:ascii="Calibri" w:hAnsi="Calibri"/>
-          <w:b/>
-          <w:i w:val="0"/>
-          <w:sz w:val="22"/>
-        </w:rPr>
-        <w:t>Damage Indicating Responses (High Dose):</w:t>
-      </w:r>
-    </w:p>
-    <w:p>
-      <w:pPr>
-        <w:pStyle w:val="ListBullet"/>
-        <w:spacing w:after="40"/>
-      </w:pPr>
-      <w:r>
-        <w:rPr>
-          <w:rFonts w:ascii="Calibri" w:hAnsi="Calibri"/>
-          <w:sz w:val="22"/>
-        </w:rPr>
-        <w:t>Strong inflammatory responses.</w:t>
-      </w:r>
-    </w:p>
-    <w:p>
-      <w:pPr>
-        <w:pStyle w:val="ListBullet"/>
-        <w:spacing w:after="40"/>
-      </w:pPr>
-      <w:r>
-        <w:rPr>
-          <w:rFonts w:ascii="Calibri" w:hAnsi="Calibri"/>
-          <w:sz w:val="22"/>
-        </w:rPr>
-        <w:t>Significant apoptosis pathways activation.</w:t>
-      </w:r>
-    </w:p>
-    <w:p>
-      <w:pPr>
-        <w:spacing w:after="120"/>
-      </w:pPr>
-      <w:r>
-        <w:rPr>
-          <w:rFonts w:ascii="Calibri" w:hAnsi="Calibri"/>
-          <w:b/>
-          <w:i w:val="0"/>
-          <w:sz w:val="22"/>
-        </w:rPr>
-        <w:t>Transition Point:</w:t>
-      </w:r>
-    </w:p>
-    <w:p>
-      <w:pPr>
-        <w:spacing w:after="120"/>
-      </w:pPr>
-      <w:r>
-        <w:rPr>
-          <w:rFonts w:ascii="Calibri" w:hAnsi="Calibri"/>
-          <w:b w:val="0"/>
-          <w:i w:val="0"/>
-          <w:sz w:val="22"/>
-        </w:rPr>
-        <w:t>The transition from adaptive to adverse likely occurs around the medium dose, where inflammation begins to increase significantly while protective mechanisms are still active but overwhelmed by damage signals.</w:t>
-      </w:r>
-    </w:p>
-    <w:p>
-      <w:pPr>
-        <w:pStyle w:val="Heading3"/>
-      </w:pPr>
-      <w:r>
-        <w:t>5. Literature Support</w:t>
-      </w:r>
-    </w:p>
-    <w:p>
-      <w:pPr>
-        <w:spacing w:after="120"/>
-      </w:pPr>
-      <w:r>
-        <w:rPr>
-          <w:rFonts w:ascii="Calibri" w:hAnsi="Calibri"/>
-          <w:b w:val="0"/>
-          <w:i w:val="0"/>
-          <w:sz w:val="22"/>
-        </w:rPr>
-        <w:t>#### Adaptive/Protective Responses:</w:t>
-      </w:r>
-    </w:p>
-    <w:p>
-      <w:pPr>
-        <w:pStyle w:val="ListBullet"/>
-        <w:spacing w:after="40"/>
-      </w:pPr>
-      <w:r>
-        <w:rPr>
-          <w:rFonts w:ascii="Calibri" w:hAnsi="Calibri"/>
-          <w:sz w:val="22"/>
-        </w:rPr>
-        <w:t>**NRF2 Antioxidant Defense:**</w:t>
-      </w:r>
-    </w:p>
-    <w:p>
-      <w:pPr>
-        <w:pStyle w:val="ListBullet"/>
-        <w:spacing w:after="40"/>
-      </w:pPr>
-      <w:r>
-        <w:rPr>
-          <w:rFonts w:ascii="Calibri" w:hAnsi="Calibri"/>
-          <w:sz w:val="22"/>
-        </w:rPr>
-        <w:t>"Hesperetin ameliorates hepatic oxidative stress and inflammation via the PI3K/AKT-Nrf2-ARE pathway" (cited 331x).</w:t>
-      </w:r>
-    </w:p>
-    <w:p>
-      <w:pPr>
-        <w:pStyle w:val="ListBullet"/>
-        <w:spacing w:after="40"/>
-      </w:pPr>
-      <w:r>
-        <w:rPr>
-          <w:rFonts w:ascii="Calibri" w:hAnsi="Calibri"/>
-          <w:sz w:val="22"/>
-        </w:rPr>
-        <w:t>**DNA Repair:**</w:t>
-      </w:r>
-    </w:p>
-    <w:p>
-      <w:pPr>
-        <w:pStyle w:val="ListBullet"/>
-        <w:spacing w:after="40"/>
-      </w:pPr>
-      <w:r>
-        <w:rPr>
-          <w:rFonts w:ascii="Calibri" w:hAnsi="Calibri"/>
-          <w:sz w:val="22"/>
-        </w:rPr>
-        <w:t>"p53 activation by doxorubicin alleviates acetaminophen-induced hepatotoxicity in mice" (cited 276x).</w:t>
-      </w:r>
-    </w:p>
-    <w:p>
-      <w:pPr>
-        <w:spacing w:after="120"/>
-      </w:pPr>
-      <w:r>
-        <w:rPr>
-          <w:rFonts w:ascii="Calibri" w:hAnsi="Calibri"/>
-          <w:b w:val="0"/>
-          <w:i w:val="0"/>
-          <w:sz w:val="22"/>
-        </w:rPr>
-        <w:t>#### Damage Indicating Responses:</w:t>
-      </w:r>
-    </w:p>
-    <w:p>
-      <w:pPr>
-        <w:pStyle w:val="ListBullet"/>
-        <w:spacing w:after="40"/>
-      </w:pPr>
-      <w:r>
-        <w:rPr>
-          <w:rFonts w:ascii="Calibri" w:hAnsi="Calibri"/>
-          <w:sz w:val="22"/>
-        </w:rPr>
-        <w:t>**Inflammation:**</w:t>
-      </w:r>
-    </w:p>
-    <w:p>
-      <w:pPr>
-        <w:pStyle w:val="ListBullet"/>
-        <w:spacing w:after="40"/>
-      </w:pPr>
-      <w:r>
-        <w:rPr>
-          <w:rFonts w:ascii="Calibri" w:hAnsi="Calibri"/>
-          <w:sz w:val="22"/>
-        </w:rPr>
-        <w:t>"Quantitative Transcriptional Biomarkers of Xenobiotic Receptors and Stress Response Mediators for Predicting Drug-Induced Liver Injury" (cited 199x).</w:t>
-      </w:r>
-    </w:p>
-    <w:p>
-      <w:pPr>
-        <w:pStyle w:val="ListBullet"/>
-        <w:spacing w:after="40"/>
-      </w:pPr>
-      <w:r>
-        <w:rPr>
-          <w:rFonts w:ascii="Calibri" w:hAnsi="Calibri"/>
-          <w:sz w:val="22"/>
-        </w:rPr>
-        <w:t>**Apoptosis:**</w:t>
-      </w:r>
-    </w:p>
-    <w:p>
-      <w:pPr>
-        <w:pStyle w:val="ListBullet"/>
-        <w:spacing w:after="40"/>
-      </w:pPr>
-      <w:r>
-        <w:rPr>
-          <w:rFonts w:ascii="Calibri" w:hAnsi="Calibri"/>
-          <w:sz w:val="22"/>
-        </w:rPr>
-        <w:t>"Selective cytotoxicity of intracellular amyloid β peptide1–42 through p53 and Bax in cultured primary human neurons" (cited 452x).</w:t>
-      </w:r>
-    </w:p>
-    <w:p>
-      <w:pPr>
-        <w:pStyle w:val="Heading3"/>
-      </w:pPr>
-      <w:r>
-        <w:t>6. Confidence Assessment</w:t>
-      </w:r>
-    </w:p>
-    <w:p>
-      <w:pPr>
-        <w:spacing w:after="120"/>
-      </w:pPr>
-      <w:r>
-        <w:rPr>
-          <w:rFonts w:ascii="Calibri" w:hAnsi="Calibri"/>
-          <w:b/>
-          <w:i w:val="0"/>
-          <w:sz w:val="22"/>
-        </w:rPr>
-        <w:t>High Confidence Conclusions:</w:t>
-      </w:r>
-    </w:p>
-    <w:p>
-      <w:pPr>
-        <w:pStyle w:val="ListBullet"/>
-        <w:spacing w:after="40"/>
-      </w:pPr>
-      <w:r>
-        <w:rPr>
-          <w:rFonts w:ascii="Calibri" w:hAnsi="Calibri"/>
-          <w:sz w:val="22"/>
-        </w:rPr>
-        <w:t>NRF2 pathway activation as a protective response.</w:t>
-      </w:r>
-    </w:p>
-    <w:p>
-      <w:pPr>
-        <w:pStyle w:val="ListBullet"/>
-        <w:spacing w:after="40"/>
-      </w:pPr>
-      <w:r>
-        <w:rPr>
-          <w:rFonts w:ascii="Calibri" w:hAnsi="Calibri"/>
-          <w:sz w:val="22"/>
-        </w:rPr>
-        <w:t>Inflammation and apoptosis induction as adverse responses.</w:t>
-      </w:r>
-    </w:p>
-    <w:p>
-      <w:pPr>
-        <w:spacing w:after="120"/>
-      </w:pPr>
-      <w:r>
-        <w:rPr>
-          <w:rFonts w:ascii="Calibri" w:hAnsi="Calibri"/>
-          <w:b/>
-          <w:i w:val="0"/>
-          <w:sz w:val="22"/>
-        </w:rPr>
-        <w:t>Moderate Confidence Conclusions:</w:t>
-      </w:r>
-    </w:p>
-    <w:p>
-      <w:pPr>
-        <w:pStyle w:val="ListBullet"/>
-        <w:spacing w:after="40"/>
-      </w:pPr>
-      <w:r>
-        <w:rPr>
-          <w:rFonts w:ascii="Calibri" w:hAnsi="Calibri"/>
-          <w:sz w:val="22"/>
-        </w:rPr>
-        <w:t>The precise transition point from adaptive to adverse responses may vary based on specific toxicant properties.</w:t>
+        <w:t>CASP3-mediated apoptosis (limited literature on dose-response relationship)</w:t>
       </w:r>
     </w:p>
     <w:p>
@@ -2614,7 +2188,7 @@
           <w:rFonts w:ascii="Calibri" w:hAnsi="Calibri"/>
           <w:sz w:val="22"/>
         </w:rPr>
-        <w:t>Potential for organ-specific gene expression patterns (e.g., liver, kidney) to predict toxicity more accurately than general biomarkers.</w:t>
+        <w:t>Transition from adaptive to adverse responses at moderate doses.</w:t>
       </w:r>
     </w:p>
     <w:p>
@@ -2627,7 +2201,21 @@
           <w:rFonts w:ascii="Calibri" w:hAnsi="Calibri"/>
           <w:sz w:val="22"/>
         </w:rPr>
-        <w:t>Novel pathways like LKB1 and KEAP1/NRF2 interactions in lung adenocarcinoma provide new insights into metabolic reprogramming.</w:t>
+        <w:t>Specific organ-level predictions based on gene expression patterns.</w:t>
+      </w:r>
+    </w:p>
+    <w:p>
+      <w:pPr>
+        <w:spacing w:after="120"/>
+      </w:pPr>
+      <w:r>
+        <w:rPr>
+          <w:rFonts w:ascii="Calibri" w:hAnsi="Calibri"/>
+          <w:b w:val="0"/>
+          <w:i w:val="0"/>
+          <w:sz w:val="22"/>
+        </w:rPr>
+        <w:t>Overall, the conclusions are well-supported by existing literature for NRF2 and SIRT1 pathways but require further validation for CASP3-mediated apoptosis.</w:t>
       </w:r>
     </w:p>
     <w:sectPr>
